--- a/fuentes/CFA1_21720033_DU.docx
+++ b/fuentes/CFA1_21720033_DU.docx
@@ -591,7 +591,7 @@
           <w:r>
             <w:fldChar w:fldCharType="separate"/>
           </w:r>
-          <w:hyperlink w:anchor="_Toc224586767" w:history="1">
+          <w:hyperlink w:anchor="_Toc226537658" w:history="1">
             <w:r>
               <w:rPr>
                 <w:rStyle w:val="Hipervnculo"/>
@@ -618,7 +618,7 @@
                 <w:noProof/>
                 <w:webHidden/>
               </w:rPr>
-              <w:instrText xml:space="preserve"> PAGEREF _Toc224586767 \h </w:instrText>
+              <w:instrText xml:space="preserve"> PAGEREF _Toc226537658 \h </w:instrText>
             </w:r>
             <w:r>
               <w:rPr>
@@ -664,7 +664,7 @@
               <w:lang w:eastAsia="es-CO"/>
             </w:rPr>
           </w:pPr>
-          <w:hyperlink w:anchor="_Toc224586768" w:history="1">
+          <w:hyperlink w:anchor="_Toc226537659" w:history="1">
             <w:r>
               <w:rPr>
                 <w:rStyle w:val="Hipervnculo"/>
@@ -708,7 +708,7 @@
                 <w:noProof/>
                 <w:webHidden/>
               </w:rPr>
-              <w:instrText xml:space="preserve"> PAGEREF _Toc224586768 \h </w:instrText>
+              <w:instrText xml:space="preserve"> PAGEREF _Toc226537659 \h </w:instrText>
             </w:r>
             <w:r>
               <w:rPr>
@@ -728,7 +728,7 @@
                 <w:noProof/>
                 <w:webHidden/>
               </w:rPr>
-              <w:t>3</w:t>
+              <w:t>4</w:t>
             </w:r>
             <w:r>
               <w:rPr>
@@ -750,7 +750,7 @@
               <w:lang w:eastAsia="es-CO"/>
             </w:rPr>
           </w:pPr>
-          <w:hyperlink w:anchor="_Toc224586769" w:history="1">
+          <w:hyperlink w:anchor="_Toc226537660" w:history="1">
             <w:r>
               <w:rPr>
                 <w:rStyle w:val="Hipervnculo"/>
@@ -794,7 +794,7 @@
                 <w:noProof/>
                 <w:webHidden/>
               </w:rPr>
-              <w:instrText xml:space="preserve"> PAGEREF _Toc224586769 \h </w:instrText>
+              <w:instrText xml:space="preserve"> PAGEREF _Toc226537660 \h </w:instrText>
             </w:r>
             <w:r>
               <w:rPr>
@@ -814,7 +814,7 @@
                 <w:noProof/>
                 <w:webHidden/>
               </w:rPr>
-              <w:t>4</w:t>
+              <w:t>5</w:t>
             </w:r>
             <w:r>
               <w:rPr>
@@ -836,7 +836,7 @@
               <w:lang w:eastAsia="es-CO"/>
             </w:rPr>
           </w:pPr>
-          <w:hyperlink w:anchor="_Toc224586770" w:history="1">
+          <w:hyperlink w:anchor="_Toc226537661" w:history="1">
             <w:r>
               <w:rPr>
                 <w:rStyle w:val="Hipervnculo"/>
@@ -880,7 +880,7 @@
                 <w:noProof/>
                 <w:webHidden/>
               </w:rPr>
-              <w:instrText xml:space="preserve"> PAGEREF _Toc224586770 \h </w:instrText>
+              <w:instrText xml:space="preserve"> PAGEREF _Toc226537661 \h </w:instrText>
             </w:r>
             <w:r>
               <w:rPr>
@@ -900,7 +900,7 @@
                 <w:noProof/>
                 <w:webHidden/>
               </w:rPr>
-              <w:t>7</w:t>
+              <w:t>8</w:t>
             </w:r>
             <w:r>
               <w:rPr>
@@ -926,7 +926,7 @@
               <w:lang w:eastAsia="es-CO"/>
             </w:rPr>
           </w:pPr>
-          <w:hyperlink w:anchor="_Toc224586771" w:history="1">
+          <w:hyperlink w:anchor="_Toc226537662" w:history="1">
             <w:r>
               <w:rPr>
                 <w:rStyle w:val="Hipervnculo"/>
@@ -970,7 +970,7 @@
                 <w:noProof/>
                 <w:webHidden/>
               </w:rPr>
-              <w:instrText xml:space="preserve"> PAGEREF _Toc224586771 \h </w:instrText>
+              <w:instrText xml:space="preserve"> PAGEREF _Toc226537662 \h </w:instrText>
             </w:r>
             <w:r>
               <w:rPr>
@@ -990,7 +990,7 @@
                 <w:noProof/>
                 <w:webHidden/>
               </w:rPr>
-              <w:t>10</w:t>
+              <w:t>11</w:t>
             </w:r>
             <w:r>
               <w:rPr>
@@ -1016,7 +1016,7 @@
               <w:lang w:eastAsia="es-CO"/>
             </w:rPr>
           </w:pPr>
-          <w:hyperlink w:anchor="_Toc224586772" w:history="1">
+          <w:hyperlink w:anchor="_Toc226537663" w:history="1">
             <w:r>
               <w:rPr>
                 <w:rStyle w:val="Hipervnculo"/>
@@ -1060,7 +1060,7 @@
                 <w:noProof/>
                 <w:webHidden/>
               </w:rPr>
-              <w:instrText xml:space="preserve"> PAGEREF _Toc224586772 \h </w:instrText>
+              <w:instrText xml:space="preserve"> PAGEREF _Toc226537663 \h </w:instrText>
             </w:r>
             <w:r>
               <w:rPr>
@@ -1080,7 +1080,7 @@
                 <w:noProof/>
                 <w:webHidden/>
               </w:rPr>
-              <w:t>12</w:t>
+              <w:t>13</w:t>
             </w:r>
             <w:r>
               <w:rPr>
@@ -1106,7 +1106,7 @@
               <w:lang w:eastAsia="es-CO"/>
             </w:rPr>
           </w:pPr>
-          <w:hyperlink w:anchor="_Toc224586773" w:history="1">
+          <w:hyperlink w:anchor="_Toc226537664" w:history="1">
             <w:r>
               <w:rPr>
                 <w:rStyle w:val="Hipervnculo"/>
@@ -1150,7 +1150,7 @@
                 <w:noProof/>
                 <w:webHidden/>
               </w:rPr>
-              <w:instrText xml:space="preserve"> PAGEREF _Toc224586773 \h </w:instrText>
+              <w:instrText xml:space="preserve"> PAGEREF _Toc226537664 \h </w:instrText>
             </w:r>
             <w:r>
               <w:rPr>
@@ -1170,7 +1170,7 @@
                 <w:noProof/>
                 <w:webHidden/>
               </w:rPr>
-              <w:t>16</w:t>
+              <w:t>17</w:t>
             </w:r>
             <w:r>
               <w:rPr>
@@ -1192,7 +1192,7 @@
               <w:lang w:eastAsia="es-CO"/>
             </w:rPr>
           </w:pPr>
-          <w:hyperlink w:anchor="_Toc224586774" w:history="1">
+          <w:hyperlink w:anchor="_Toc226537665" w:history="1">
             <w:r>
               <w:rPr>
                 <w:rStyle w:val="Hipervnculo"/>
@@ -1236,7 +1236,7 @@
                 <w:noProof/>
                 <w:webHidden/>
               </w:rPr>
-              <w:instrText xml:space="preserve"> PAGEREF _Toc224586774 \h </w:instrText>
+              <w:instrText xml:space="preserve"> PAGEREF _Toc226537665 \h </w:instrText>
             </w:r>
             <w:r>
               <w:rPr>
@@ -1256,7 +1256,7 @@
                 <w:noProof/>
                 <w:webHidden/>
               </w:rPr>
-              <w:t>16</w:t>
+              <w:t>17</w:t>
             </w:r>
             <w:r>
               <w:rPr>
@@ -1278,7 +1278,7 @@
               <w:lang w:eastAsia="es-CO"/>
             </w:rPr>
           </w:pPr>
-          <w:hyperlink w:anchor="_Toc224586775" w:history="1">
+          <w:hyperlink w:anchor="_Toc226537666" w:history="1">
             <w:r>
               <w:rPr>
                 <w:rStyle w:val="Hipervnculo"/>
@@ -1322,7 +1322,7 @@
                 <w:noProof/>
                 <w:webHidden/>
               </w:rPr>
-              <w:instrText xml:space="preserve"> PAGEREF _Toc224586775 \h </w:instrText>
+              <w:instrText xml:space="preserve"> PAGEREF _Toc226537666 \h </w:instrText>
             </w:r>
             <w:r>
               <w:rPr>
@@ -1342,7 +1342,7 @@
                 <w:noProof/>
                 <w:webHidden/>
               </w:rPr>
-              <w:t>18</w:t>
+              <w:t>19</w:t>
             </w:r>
             <w:r>
               <w:rPr>
@@ -1364,7 +1364,7 @@
               <w:lang w:eastAsia="es-CO"/>
             </w:rPr>
           </w:pPr>
-          <w:hyperlink w:anchor="_Toc224586776" w:history="1">
+          <w:hyperlink w:anchor="_Toc226537667" w:history="1">
             <w:r>
               <w:rPr>
                 <w:rStyle w:val="Hipervnculo"/>
@@ -1408,7 +1408,7 @@
                 <w:noProof/>
                 <w:webHidden/>
               </w:rPr>
-              <w:instrText xml:space="preserve"> PAGEREF _Toc224586776 \h </w:instrText>
+              <w:instrText xml:space="preserve"> PAGEREF _Toc226537667 \h </w:instrText>
             </w:r>
             <w:r>
               <w:rPr>
@@ -1428,7 +1428,7 @@
                 <w:noProof/>
                 <w:webHidden/>
               </w:rPr>
-              <w:t>20</w:t>
+              <w:t>21</w:t>
             </w:r>
             <w:r>
               <w:rPr>
@@ -1450,7 +1450,7 @@
               <w:lang w:eastAsia="es-CO"/>
             </w:rPr>
           </w:pPr>
-          <w:hyperlink w:anchor="_Toc224586777" w:history="1">
+          <w:hyperlink w:anchor="_Toc226537668" w:history="1">
             <w:r>
               <w:rPr>
                 <w:rStyle w:val="Hipervnculo"/>
@@ -1494,7 +1494,7 @@
                 <w:noProof/>
                 <w:webHidden/>
               </w:rPr>
-              <w:instrText xml:space="preserve"> PAGEREF _Toc224586777 \h </w:instrText>
+              <w:instrText xml:space="preserve"> PAGEREF _Toc226537668 \h </w:instrText>
             </w:r>
             <w:r>
               <w:rPr>
@@ -1514,7 +1514,7 @@
                 <w:noProof/>
                 <w:webHidden/>
               </w:rPr>
-              <w:t>22</w:t>
+              <w:t>23</w:t>
             </w:r>
             <w:r>
               <w:rPr>
@@ -1536,7 +1536,7 @@
               <w:lang w:eastAsia="es-CO"/>
             </w:rPr>
           </w:pPr>
-          <w:hyperlink w:anchor="_Toc224586778" w:history="1">
+          <w:hyperlink w:anchor="_Toc226537669" w:history="1">
             <w:r>
               <w:rPr>
                 <w:rStyle w:val="Hipervnculo"/>
@@ -1580,7 +1580,7 @@
                 <w:noProof/>
                 <w:webHidden/>
               </w:rPr>
-              <w:instrText xml:space="preserve"> PAGEREF _Toc224586778 \h </w:instrText>
+              <w:instrText xml:space="preserve"> PAGEREF _Toc226537669 \h </w:instrText>
             </w:r>
             <w:r>
               <w:rPr>
@@ -1600,7 +1600,7 @@
                 <w:noProof/>
                 <w:webHidden/>
               </w:rPr>
-              <w:t>24</w:t>
+              <w:t>25</w:t>
             </w:r>
             <w:r>
               <w:rPr>
@@ -1622,7 +1622,7 @@
               <w:lang w:eastAsia="es-CO"/>
             </w:rPr>
           </w:pPr>
-          <w:hyperlink w:anchor="_Toc224586779" w:history="1">
+          <w:hyperlink w:anchor="_Toc226537670" w:history="1">
             <w:r>
               <w:rPr>
                 <w:rStyle w:val="Hipervnculo"/>
@@ -1666,7 +1666,7 @@
                 <w:noProof/>
                 <w:webHidden/>
               </w:rPr>
-              <w:instrText xml:space="preserve"> PAGEREF _Toc224586779 \h </w:instrText>
+              <w:instrText xml:space="preserve"> PAGEREF _Toc226537670 \h </w:instrText>
             </w:r>
             <w:r>
               <w:rPr>
@@ -1686,7 +1686,7 @@
                 <w:noProof/>
                 <w:webHidden/>
               </w:rPr>
-              <w:t>26</w:t>
+              <w:t>27</w:t>
             </w:r>
             <w:r>
               <w:rPr>
@@ -1712,7 +1712,7 @@
               <w:lang w:eastAsia="es-CO"/>
             </w:rPr>
           </w:pPr>
-          <w:hyperlink w:anchor="_Toc224586780" w:history="1">
+          <w:hyperlink w:anchor="_Toc226537671" w:history="1">
             <w:r>
               <w:rPr>
                 <w:rStyle w:val="Hipervnculo"/>
@@ -1756,7 +1756,7 @@
                 <w:noProof/>
                 <w:webHidden/>
               </w:rPr>
-              <w:instrText xml:space="preserve"> PAGEREF _Toc224586780 \h </w:instrText>
+              <w:instrText xml:space="preserve"> PAGEREF _Toc226537671 \h </w:instrText>
             </w:r>
             <w:r>
               <w:rPr>
@@ -1776,7 +1776,7 @@
                 <w:noProof/>
                 <w:webHidden/>
               </w:rPr>
-              <w:t>29</w:t>
+              <w:t>30</w:t>
             </w:r>
             <w:r>
               <w:rPr>
@@ -1798,7 +1798,7 @@
               <w:lang w:eastAsia="es-CO"/>
             </w:rPr>
           </w:pPr>
-          <w:hyperlink w:anchor="_Toc224586781" w:history="1">
+          <w:hyperlink w:anchor="_Toc226537672" w:history="1">
             <w:r>
               <w:rPr>
                 <w:rStyle w:val="Hipervnculo"/>
@@ -1842,7 +1842,7 @@
                 <w:noProof/>
                 <w:webHidden/>
               </w:rPr>
-              <w:instrText xml:space="preserve"> PAGEREF _Toc224586781 \h </w:instrText>
+              <w:instrText xml:space="preserve"> PAGEREF _Toc226537672 \h </w:instrText>
             </w:r>
             <w:r>
               <w:rPr>
@@ -1862,7 +1862,7 @@
                 <w:noProof/>
                 <w:webHidden/>
               </w:rPr>
-              <w:t>29</w:t>
+              <w:t>30</w:t>
             </w:r>
             <w:r>
               <w:rPr>
@@ -1884,7 +1884,7 @@
               <w:lang w:eastAsia="es-CO"/>
             </w:rPr>
           </w:pPr>
-          <w:hyperlink w:anchor="_Toc224586782" w:history="1">
+          <w:hyperlink w:anchor="_Toc226537673" w:history="1">
             <w:r>
               <w:rPr>
                 <w:rStyle w:val="Hipervnculo"/>
@@ -1928,7 +1928,7 @@
                 <w:noProof/>
                 <w:webHidden/>
               </w:rPr>
-              <w:instrText xml:space="preserve"> PAGEREF _Toc224586782 \h </w:instrText>
+              <w:instrText xml:space="preserve"> PAGEREF _Toc226537673 \h </w:instrText>
             </w:r>
             <w:r>
               <w:rPr>
@@ -1948,7 +1948,7 @@
                 <w:noProof/>
                 <w:webHidden/>
               </w:rPr>
-              <w:t>30</w:t>
+              <w:t>31</w:t>
             </w:r>
             <w:r>
               <w:rPr>
@@ -1970,7 +1970,7 @@
               <w:lang w:eastAsia="es-CO"/>
             </w:rPr>
           </w:pPr>
-          <w:hyperlink w:anchor="_Toc224586783" w:history="1">
+          <w:hyperlink w:anchor="_Toc226537674" w:history="1">
             <w:r>
               <w:rPr>
                 <w:rStyle w:val="Hipervnculo"/>
@@ -2014,7 +2014,7 @@
                 <w:noProof/>
                 <w:webHidden/>
               </w:rPr>
-              <w:instrText xml:space="preserve"> PAGEREF _Toc224586783 \h </w:instrText>
+              <w:instrText xml:space="preserve"> PAGEREF _Toc226537674 \h </w:instrText>
             </w:r>
             <w:r>
               <w:rPr>
@@ -2034,7 +2034,7 @@
                 <w:noProof/>
                 <w:webHidden/>
               </w:rPr>
-              <w:t>31</w:t>
+              <w:t>32</w:t>
             </w:r>
             <w:r>
               <w:rPr>
@@ -2056,7 +2056,7 @@
               <w:lang w:eastAsia="es-CO"/>
             </w:rPr>
           </w:pPr>
-          <w:hyperlink w:anchor="_Toc224586784" w:history="1">
+          <w:hyperlink w:anchor="_Toc226537675" w:history="1">
             <w:r>
               <w:rPr>
                 <w:rStyle w:val="Hipervnculo"/>
@@ -2100,7 +2100,7 @@
                 <w:noProof/>
                 <w:webHidden/>
               </w:rPr>
-              <w:instrText xml:space="preserve"> PAGEREF _Toc224586784 \h </w:instrText>
+              <w:instrText xml:space="preserve"> PAGEREF _Toc226537675 \h </w:instrText>
             </w:r>
             <w:r>
               <w:rPr>
@@ -2120,7 +2120,7 @@
                 <w:noProof/>
                 <w:webHidden/>
               </w:rPr>
-              <w:t>33</w:t>
+              <w:t>34</w:t>
             </w:r>
             <w:r>
               <w:rPr>
@@ -2142,7 +2142,7 @@
               <w:lang w:eastAsia="es-CO"/>
             </w:rPr>
           </w:pPr>
-          <w:hyperlink w:anchor="_Toc224586785" w:history="1">
+          <w:hyperlink w:anchor="_Toc226537676" w:history="1">
             <w:r>
               <w:rPr>
                 <w:rStyle w:val="Hipervnculo"/>
@@ -2186,7 +2186,7 @@
                 <w:noProof/>
                 <w:webHidden/>
               </w:rPr>
-              <w:instrText xml:space="preserve"> PAGEREF _Toc224586785 \h </w:instrText>
+              <w:instrText xml:space="preserve"> PAGEREF _Toc226537676 \h </w:instrText>
             </w:r>
             <w:r>
               <w:rPr>
@@ -2206,7 +2206,7 @@
                 <w:noProof/>
                 <w:webHidden/>
               </w:rPr>
-              <w:t>36</w:t>
+              <w:t>37</w:t>
             </w:r>
             <w:r>
               <w:rPr>
@@ -2231,7 +2231,7 @@
               <w:lang w:eastAsia="es-CO"/>
             </w:rPr>
           </w:pPr>
-          <w:hyperlink w:anchor="_Toc224586786" w:history="1">
+          <w:hyperlink w:anchor="_Toc226537677" w:history="1">
             <w:r>
               <w:rPr>
                 <w:rStyle w:val="Hipervnculo"/>
@@ -2258,7 +2258,7 @@
                 <w:noProof/>
                 <w:webHidden/>
               </w:rPr>
-              <w:instrText xml:space="preserve"> PAGEREF _Toc224586786 \h </w:instrText>
+              <w:instrText xml:space="preserve"> PAGEREF _Toc226537677 \h </w:instrText>
             </w:r>
             <w:r>
               <w:rPr>
@@ -2278,7 +2278,7 @@
                 <w:noProof/>
                 <w:webHidden/>
               </w:rPr>
-              <w:t>42</w:t>
+              <w:t>43</w:t>
             </w:r>
             <w:r>
               <w:rPr>
@@ -2303,7 +2303,7 @@
               <w:lang w:eastAsia="es-CO"/>
             </w:rPr>
           </w:pPr>
-          <w:hyperlink w:anchor="_Toc224586787" w:history="1">
+          <w:hyperlink w:anchor="_Toc226537678" w:history="1">
             <w:r>
               <w:rPr>
                 <w:rStyle w:val="Hipervnculo"/>
@@ -2330,7 +2330,7 @@
                 <w:noProof/>
                 <w:webHidden/>
               </w:rPr>
-              <w:instrText xml:space="preserve"> PAGEREF _Toc224586787 \h </w:instrText>
+              <w:instrText xml:space="preserve"> PAGEREF _Toc226537678 \h </w:instrText>
             </w:r>
             <w:r>
               <w:rPr>
@@ -2350,7 +2350,7 @@
                 <w:noProof/>
                 <w:webHidden/>
               </w:rPr>
-              <w:t>43</w:t>
+              <w:t>44</w:t>
             </w:r>
             <w:r>
               <w:rPr>
@@ -2375,7 +2375,7 @@
               <w:lang w:eastAsia="es-CO"/>
             </w:rPr>
           </w:pPr>
-          <w:hyperlink w:anchor="_Toc224586788" w:history="1">
+          <w:hyperlink w:anchor="_Toc226537679" w:history="1">
             <w:r>
               <w:rPr>
                 <w:rStyle w:val="Hipervnculo"/>
@@ -2402,7 +2402,7 @@
                 <w:noProof/>
                 <w:webHidden/>
               </w:rPr>
-              <w:instrText xml:space="preserve"> PAGEREF _Toc224586788 \h </w:instrText>
+              <w:instrText xml:space="preserve"> PAGEREF _Toc226537679 \h </w:instrText>
             </w:r>
             <w:r>
               <w:rPr>
@@ -2422,7 +2422,7 @@
                 <w:noProof/>
                 <w:webHidden/>
               </w:rPr>
-              <w:t>46</w:t>
+              <w:t>47</w:t>
             </w:r>
             <w:r>
               <w:rPr>
@@ -2447,7 +2447,7 @@
               <w:lang w:eastAsia="es-CO"/>
             </w:rPr>
           </w:pPr>
-          <w:hyperlink w:anchor="_Toc224586789" w:history="1">
+          <w:hyperlink w:anchor="_Toc226537680" w:history="1">
             <w:r>
               <w:rPr>
                 <w:rStyle w:val="Hipervnculo"/>
@@ -2474,7 +2474,7 @@
                 <w:noProof/>
                 <w:webHidden/>
               </w:rPr>
-              <w:instrText xml:space="preserve"> PAGEREF _Toc224586789 \h </w:instrText>
+              <w:instrText xml:space="preserve"> PAGEREF _Toc226537680 \h </w:instrText>
             </w:r>
             <w:r>
               <w:rPr>
@@ -2494,7 +2494,7 @@
                 <w:noProof/>
                 <w:webHidden/>
               </w:rPr>
-              <w:t>47</w:t>
+              <w:t>48</w:t>
             </w:r>
             <w:r>
               <w:rPr>
@@ -2539,7 +2539,7 @@
       <w:pPr>
         <w:pStyle w:val="Titulosgenerales"/>
       </w:pPr>
-      <w:bookmarkStart w:id="0" w:name="_Toc224586767"/>
+      <w:bookmarkStart w:id="0" w:name="_Toc226537658"/>
       <w:r>
         <w:lastRenderedPageBreak/>
         <w:t>Introducción</w:t>
@@ -2569,12 +2569,81 @@
         <w:pStyle w:val="Video"/>
       </w:pPr>
       <w:r>
-        <w:t>Introducción a la seguridad de bases de datos</w:t>
-      </w:r>
-    </w:p>
-    <w:p>
-      <w:r>
-        <w:t xml:space="preserve">                    </w:t>
+        <w:lastRenderedPageBreak/>
+        <w:t xml:space="preserve">Comercio </w:t>
+      </w:r>
+      <w:r>
+        <w:t>electrónico</w:t>
+      </w:r>
+      <w:r>
+        <w:t xml:space="preserve"> y </w:t>
+      </w:r>
+      <w:r>
+        <w:t>análisis</w:t>
+      </w:r>
+      <w:r>
+        <w:t xml:space="preserve"> organizacional</w:t>
+      </w:r>
+      <w:r>
+        <w:rPr>
+          <w:noProof/>
+        </w:rPr>
+        <w:drawing>
+          <wp:inline distT="0" distB="0" distL="0" distR="0" wp14:anchorId="7360FA50" wp14:editId="0952D9BC">
+            <wp:extent cx="4411738" cy="2481603"/>
+            <wp:effectExtent l="0" t="0" r="8255" b="0"/>
+            <wp:docPr id="654656600" name="Imagen 5">
+              <a:extLst xmlns:a="http://schemas.openxmlformats.org/drawingml/2006/main">
+                <a:ext uri="{C183D7F6-B498-43B3-948B-1728B52AA6E4}">
+                  <adec:decorative xmlns:adec="http://schemas.microsoft.com/office/drawing/2017/decorative" val="1"/>
+                </a:ext>
+              </a:extLst>
+            </wp:docPr>
+            <wp:cNvGraphicFramePr>
+              <a:graphicFrameLocks xmlns:a="http://schemas.openxmlformats.org/drawingml/2006/main" noChangeAspect="1"/>
+            </wp:cNvGraphicFramePr>
+            <a:graphic xmlns:a="http://schemas.openxmlformats.org/drawingml/2006/main">
+              <a:graphicData uri="http://schemas.openxmlformats.org/drawingml/2006/picture">
+                <pic:pic xmlns:pic="http://schemas.openxmlformats.org/drawingml/2006/picture">
+                  <pic:nvPicPr>
+                    <pic:cNvPr id="654656600" name="Imagen 5">
+                      <a:extLst>
+                        <a:ext uri="{C183D7F6-B498-43B3-948B-1728B52AA6E4}">
+                          <adec:decorative xmlns:adec="http://schemas.microsoft.com/office/drawing/2017/decorative" val="1"/>
+                        </a:ext>
+                      </a:extLst>
+                    </pic:cNvPr>
+                    <pic:cNvPicPr>
+                      <a:picLocks noChangeAspect="1" noChangeArrowheads="1"/>
+                    </pic:cNvPicPr>
+                  </pic:nvPicPr>
+                  <pic:blipFill>
+                    <a:blip r:embed="rId13" cstate="print">
+                      <a:extLst>
+                        <a:ext uri="{28A0092B-C50C-407E-A947-70E740481C1C}">
+                          <a14:useLocalDpi xmlns:a14="http://schemas.microsoft.com/office/drawing/2010/main" val="0"/>
+                        </a:ext>
+                      </a:extLst>
+                    </a:blip>
+                    <a:stretch>
+                      <a:fillRect/>
+                    </a:stretch>
+                  </pic:blipFill>
+                  <pic:spPr bwMode="auto">
+                    <a:xfrm>
+                      <a:off x="0" y="0"/>
+                      <a:ext cx="4411738" cy="2481603"/>
+                    </a:xfrm>
+                    <a:prstGeom prst="rect">
+                      <a:avLst/>
+                    </a:prstGeom>
+                    <a:noFill/>
+                  </pic:spPr>
+                </pic:pic>
+              </a:graphicData>
+            </a:graphic>
+          </wp:inline>
+        </w:drawing>
       </w:r>
     </w:p>
     <w:p>
@@ -2629,7 +2698,7 @@
         </w:rPr>
         <w:t xml:space="preserve">      </w:t>
       </w:r>
-      <w:hyperlink r:id="rId13" w:history="1">
+      <w:hyperlink r:id="rId14" w:history="1">
         <w:r>
           <w:rPr>
             <w:rStyle w:val="Hipervnculo"/>
@@ -2673,14 +2742,35 @@
                 <w:b/>
                 <w:lang w:val="es-419"/>
               </w:rPr>
-              <w:t>Síntesis del video:</w:t>
-            </w:r>
-            <w:r>
-              <w:rPr>
-                <w:b/>
+              <w:t>Síntesis del video</w:t>
+            </w:r>
+            <w:r>
+              <w:rPr>
+                <w:bCs/>
                 <w:lang w:val="es-419"/>
               </w:rPr>
-              <w:t xml:space="preserve"> </w:t>
+              <w:t xml:space="preserve">: </w:t>
+            </w:r>
+            <w:r>
+              <w:rPr>
+                <w:bCs/>
+                <w:lang w:val="es-419"/>
+              </w:rPr>
+              <w:t xml:space="preserve">Comercio electrónico y </w:t>
+            </w:r>
+            <w:r>
+              <w:rPr>
+                <w:bCs/>
+                <w:lang w:val="es-419"/>
+              </w:rPr>
+              <w:t>análisis</w:t>
+            </w:r>
+            <w:r>
+              <w:rPr>
+                <w:bCs/>
+                <w:lang w:val="es-419"/>
+              </w:rPr>
+              <w:t xml:space="preserve"> organizacional</w:t>
             </w:r>
           </w:p>
         </w:tc>
@@ -2702,23 +2792,21 @@
                 <w:rFonts w:cstheme="minorHAnsi"/>
                 <w:szCs w:val="28"/>
               </w:rPr>
-              <w:lastRenderedPageBreak/>
-              <w:t>Estimado aprendiz, Le damos la bienvenida al componente formativo titulado: Comercio electrónico y análisis organizacional.</w:t>
-            </w:r>
-          </w:p>
-          <w:p>
-            <w:pPr>
+              <w:t xml:space="preserve">Estimado aprendiz, </w:t>
+            </w:r>
+            <w:r>
               <w:rPr>
                 <w:rFonts w:cstheme="minorHAnsi"/>
                 <w:szCs w:val="28"/>
               </w:rPr>
-            </w:pPr>
+              <w:t>l</w:t>
+            </w:r>
             <w:r>
               <w:rPr>
                 <w:rFonts w:cstheme="minorHAnsi"/>
                 <w:szCs w:val="28"/>
               </w:rPr>
-              <w:t xml:space="preserve">En este espacio se abordarán los fundamentos del internet como escenario clave para el desarrollo del comercio y los negocios electrónicos, comprendiendo cómo estos han transformado la manera en que las organizaciones ofrecen productos, gestionan servicios y optimizan procesos. </w:t>
+              <w:t>e damos la bienvenida al componente formativo titulado: Comercio electrónico y análisis organizacional.</w:t>
             </w:r>
           </w:p>
           <w:p>
@@ -2733,7 +2821,7 @@
                 <w:rFonts w:cstheme="minorHAnsi"/>
                 <w:szCs w:val="28"/>
               </w:rPr>
-              <w:t>De igual manera, se reconocerá la relevancia de la planeación estratégica como eje orientador de las organizaciones, integrando conceptos como misión, visión, objetivos, políticas de calidad y responsabilidad social, elementos que permiten proyectar un crecimiento sostenible y coherente con el entorno.</w:t>
+              <w:t xml:space="preserve">En este espacio se abordarán los fundamentos del internet como escenario clave para el desarrollo del comercio y los negocios electrónicos, comprendiendo cómo estos han transformado la manera en que las organizaciones ofrecen productos, gestionan servicios y optimizan procesos. </w:t>
             </w:r>
           </w:p>
           <w:p>
@@ -2748,7 +2836,7 @@
                 <w:rFonts w:cstheme="minorHAnsi"/>
                 <w:szCs w:val="28"/>
               </w:rPr>
-              <w:t>Finalmente, se explorarán herramientas de análisis de mercado como la matriz DOFA y el perfil competitivo, que facilitan la comprensión del contexto interno y externo para la toma de decisiones informadas.</w:t>
+              <w:t>De igual manera, se reconocerá la relevancia de la planeación estratégica como eje orientador de las organizaciones, integrando conceptos como misión, visión, objetivos, políticas de calidad y responsabilidad social, elementos que permiten proyectar un crecimiento sostenible y coherente con el entorno.</w:t>
             </w:r>
           </w:p>
           <w:p>
@@ -2763,6 +2851,22 @@
                 <w:rFonts w:cstheme="minorHAnsi"/>
                 <w:szCs w:val="28"/>
               </w:rPr>
+              <w:lastRenderedPageBreak/>
+              <w:t>Finalmente, se explorarán herramientas de análisis de mercado como la matriz DOFA y el perfil competitivo, que facilitan la comprensión del contexto interno y externo para la toma de decisiones informadas.</w:t>
+            </w:r>
+          </w:p>
+          <w:p>
+            <w:pPr>
+              <w:rPr>
+                <w:rFonts w:cstheme="minorHAnsi"/>
+                <w:szCs w:val="28"/>
+              </w:rPr>
+            </w:pPr>
+            <w:r>
+              <w:rPr>
+                <w:rFonts w:cstheme="minorHAnsi"/>
+                <w:szCs w:val="28"/>
+              </w:rPr>
               <w:t>¡Le invitamos a apropiarse y aplicar los conceptos y métodos disponibles para llevar a cabo la formación en Comercio electrónico y análisis organizacional!</w:t>
             </w:r>
           </w:p>
@@ -2804,7 +2908,7 @@
       <w:pPr>
         <w:pStyle w:val="Ttulo1"/>
       </w:pPr>
-      <w:bookmarkStart w:id="1" w:name="_Toc224586768"/>
+      <w:bookmarkStart w:id="1" w:name="_Toc226537659"/>
       <w:r>
         <w:lastRenderedPageBreak/>
         <w:t>Internet</w:t>
@@ -2960,10 +3064,10 @@
           <w:lang w:val="es-419" w:eastAsia="es-CO"/>
         </w:rPr>
         <w:drawing>
-          <wp:inline distT="0" distB="0" distL="0" distR="0" wp14:anchorId="339D305E" wp14:editId="26211BC3">
+          <wp:inline distT="0" distB="0" distL="0" distR="0" wp14:anchorId="339D305E" wp14:editId="3EED2B26">
             <wp:extent cx="5507450" cy="2532347"/>
             <wp:effectExtent l="0" t="0" r="0" b="1905"/>
-            <wp:docPr id="528494653" name="Imagen 5" descr="La figura 1 muestra cual es la importancia del internet en los negocios electrónicos.&#10;&#10;Importancia del internet en los negocios electrónicos.&#10;• Conecta personas, empresas y sistemas a nivel mundial.&#10;• Permite compartir información de forma rápida.&#10;• Facilita la comunicación con clientes y proveedores.&#10;• Permite vender y comprar en línea.&#10;• Ayuda a llegar a nuevos mercados.&#10;"/>
+            <wp:docPr id="528494653" name="Imagen 5" descr="Muestra cual es la importancia del internet en los negocios electrónicos.&#10;&#10;Importancia del internet en los negocios electrónicos.&#10;• Conecta personas, empresas y sistemas a nivel mundial.&#10;• Permite compartir información de forma rápida.&#10;• Facilita la comunicación con clientes y proveedores.&#10;• Permite vender y comprar en línea.&#10;• Ayuda a llegar a nuevos mercados.&#10;"/>
             <wp:cNvGraphicFramePr>
               <a:graphicFrameLocks xmlns:a="http://schemas.openxmlformats.org/drawingml/2006/main" noChangeAspect="1"/>
             </wp:cNvGraphicFramePr>
@@ -2971,13 +3075,13 @@
               <a:graphicData uri="http://schemas.openxmlformats.org/drawingml/2006/picture">
                 <pic:pic xmlns:pic="http://schemas.openxmlformats.org/drawingml/2006/picture">
                   <pic:nvPicPr>
-                    <pic:cNvPr id="528494653" name="Imagen 5" descr="La figura 1 muestra cual es la importancia del internet en los negocios electrónicos.&#10;&#10;Importancia del internet en los negocios electrónicos.&#10;• Conecta personas, empresas y sistemas a nivel mundial.&#10;• Permite compartir información de forma rápida.&#10;• Facilita la comunicación con clientes y proveedores.&#10;• Permite vender y comprar en línea.&#10;• Ayuda a llegar a nuevos mercados.&#10;"/>
+                    <pic:cNvPr id="528494653" name="Imagen 5" descr="Muestra cual es la importancia del internet en los negocios electrónicos.&#10;&#10;Importancia del internet en los negocios electrónicos.&#10;• Conecta personas, empresas y sistemas a nivel mundial.&#10;• Permite compartir información de forma rápida.&#10;• Facilita la comunicación con clientes y proveedores.&#10;• Permite vender y comprar en línea.&#10;• Ayuda a llegar a nuevos mercados.&#10;"/>
                     <pic:cNvPicPr>
                       <a:picLocks noChangeAspect="1" noChangeArrowheads="1"/>
                     </pic:cNvPicPr>
                   </pic:nvPicPr>
                   <pic:blipFill>
-                    <a:blip r:embed="rId14">
+                    <a:blip r:embed="rId15">
                       <a:extLst>
                         <a:ext uri="{28A0092B-C50C-407E-A947-70E740481C1C}">
                           <a14:useLocalDpi xmlns:a14="http://schemas.microsoft.com/office/drawing/2010/main" val="0"/>
@@ -3014,8 +3118,6 @@
       </w:pPr>
       <w:r>
         <w:rPr>
-          <w:b/>
-          <w:bCs/>
           <w:lang w:val="es-419" w:eastAsia="es-CO"/>
         </w:rPr>
         <w:t>Nota</w:t>
@@ -3024,14 +3126,26 @@
         <w:rPr>
           <w:lang w:val="es-419" w:eastAsia="es-CO"/>
         </w:rPr>
-        <w:t>. Sena, (2026).</w:t>
+        <w:t xml:space="preserve">. </w:t>
+      </w:r>
+      <w:r>
+        <w:rPr>
+          <w:lang w:val="es-419" w:eastAsia="es-CO"/>
+        </w:rPr>
+        <w:t>SENA</w:t>
+      </w:r>
+      <w:r>
+        <w:rPr>
+          <w:lang w:val="es-419" w:eastAsia="es-CO"/>
+        </w:rPr>
+        <w:t>, (2026).</w:t>
       </w:r>
     </w:p>
     <w:p>
       <w:pPr>
         <w:pStyle w:val="Ttulo2"/>
       </w:pPr>
-      <w:bookmarkStart w:id="2" w:name="_Toc224586769"/>
+      <w:bookmarkStart w:id="2" w:name="_Toc226537660"/>
       <w:r>
         <w:t>Comercio electrónico</w:t>
       </w:r>
@@ -3466,8 +3580,6 @@
       </w:pPr>
       <w:r>
         <w:rPr>
-          <w:b/>
-          <w:bCs/>
           <w:lang w:val="es-419" w:eastAsia="es-CO"/>
         </w:rPr>
         <w:t>Nota</w:t>
@@ -3523,7 +3635,7 @@
                     </pic:cNvPicPr>
                   </pic:nvPicPr>
                   <pic:blipFill>
-                    <a:blip r:embed="rId15">
+                    <a:blip r:embed="rId16">
                       <a:extLst>
                         <a:ext uri="{28A0092B-C50C-407E-A947-70E740481C1C}">
                           <a14:useLocalDpi xmlns:a14="http://schemas.microsoft.com/office/drawing/2010/main" val="0"/>
@@ -3560,8 +3672,6 @@
       </w:pPr>
       <w:r>
         <w:rPr>
-          <w:b/>
-          <w:bCs/>
           <w:lang w:val="es-419" w:eastAsia="es-CO"/>
         </w:rPr>
         <w:t>Nota</w:t>
@@ -3570,13 +3680,19 @@
         <w:rPr>
           <w:lang w:val="es-419" w:eastAsia="es-CO"/>
         </w:rPr>
-        <w:t>. Se</w:t>
-      </w:r>
-      <w:r>
-        <w:rPr>
-          <w:lang w:val="es-419" w:eastAsia="es-CO"/>
-        </w:rPr>
-        <w:t>na, (2026).</w:t>
+        <w:t xml:space="preserve">. </w:t>
+      </w:r>
+      <w:r>
+        <w:rPr>
+          <w:lang w:val="es-419" w:eastAsia="es-CO"/>
+        </w:rPr>
+        <w:t>SENA</w:t>
+      </w:r>
+      <w:r>
+        <w:rPr>
+          <w:lang w:val="es-419" w:eastAsia="es-CO"/>
+        </w:rPr>
+        <w:t>, (2026).</w:t>
       </w:r>
     </w:p>
     <w:p>
@@ -3858,7 +3974,7 @@
       <w:pPr>
         <w:pStyle w:val="Ttulo2"/>
       </w:pPr>
-      <w:bookmarkStart w:id="3" w:name="_Toc224586770"/>
+      <w:bookmarkStart w:id="3" w:name="_Toc226537661"/>
       <w:r>
         <w:t>Negocios electrónicos</w:t>
       </w:r>
@@ -4288,8 +4404,6 @@
       </w:pPr>
       <w:r>
         <w:rPr>
-          <w:b/>
-          <w:bCs/>
           <w:lang w:val="es-419" w:eastAsia="es-CO"/>
         </w:rPr>
         <w:t>Nota</w:t>
@@ -4311,7 +4425,19 @@
         <w:rPr>
           <w:lang w:val="es-419" w:eastAsia="es-CO"/>
         </w:rPr>
-        <w:t>Ir al siguiente video del SENA para comprender los conceptos básicos del marketing digital aplicados a los negocios electrónicos:</w:t>
+        <w:t xml:space="preserve">Ir al siguiente video del SENA para comprender los conceptos básicos del </w:t>
+      </w:r>
+      <w:r>
+        <w:rPr>
+          <w:rStyle w:val="Extranjerismo"/>
+        </w:rPr>
+        <w:t>marketing</w:t>
+      </w:r>
+      <w:r>
+        <w:rPr>
+          <w:lang w:val="es-419" w:eastAsia="es-CO"/>
+        </w:rPr>
+        <w:t xml:space="preserve"> digital aplicados a los negocios electrónicos:</w:t>
       </w:r>
       <w:r>
         <w:rPr>
@@ -4319,7 +4445,7 @@
         </w:rPr>
         <w:t xml:space="preserve"> </w:t>
       </w:r>
-      <w:hyperlink r:id="rId16" w:history="1">
+      <w:hyperlink r:id="rId17" w:history="1">
         <w:r>
           <w:rPr>
             <w:rStyle w:val="Hipervnculo"/>
@@ -4383,7 +4509,7 @@
       <w:pPr>
         <w:pStyle w:val="Ttulo1"/>
       </w:pPr>
-      <w:bookmarkStart w:id="4" w:name="_Toc224586771"/>
+      <w:bookmarkStart w:id="4" w:name="_Toc226537662"/>
       <w:r>
         <w:lastRenderedPageBreak/>
         <w:t>Evolución de los negocios electrónicos</w:t>
@@ -4487,35 +4613,26 @@
     <w:p>
       <w:pPr>
         <w:pStyle w:val="Figura"/>
+        <w:tabs>
+          <w:tab w:val="left" w:pos="4226"/>
+        </w:tabs>
       </w:pPr>
       <w:r>
         <w:lastRenderedPageBreak/>
         <w:t>Evolución en los negocios electrónicos</w:t>
       </w:r>
-    </w:p>
-    <w:p>
-      <w:pPr>
-        <w:rPr>
-          <w:lang w:val="es-419" w:eastAsia="es-CO"/>
-        </w:rPr>
-      </w:pPr>
-    </w:p>
-    <w:p>
-      <w:pPr>
-        <w:rPr>
-          <w:lang w:val="es-419" w:eastAsia="es-CO"/>
-        </w:rPr>
-      </w:pPr>
+      <w:r>
+        <w:tab/>
+      </w:r>
       <w:r>
         <w:rPr>
           <w:noProof/>
-          <w:lang w:val="es-419" w:eastAsia="es-CO"/>
         </w:rPr>
         <w:drawing>
-          <wp:inline distT="0" distB="0" distL="0" distR="0" wp14:anchorId="63F4C3D7" wp14:editId="0AD6EA8D">
+          <wp:inline distT="0" distB="0" distL="0" distR="0" wp14:anchorId="63F4C3D7" wp14:editId="6544062D">
             <wp:extent cx="5438775" cy="2467973"/>
             <wp:effectExtent l="0" t="0" r="0" b="8890"/>
-            <wp:docPr id="234168772" name="Imagen 5" descr="En la figura 3 se establece como ha sido evolución de los negocios electrónicos;  desde el uso inicial de internet solo para informar, hasta la automatización de procesos empresariales.&#10;&#10;Texto de la figura.&#10;&#10;Evolución de los negocios electrónicos.&#10;A. Cambio de los modelos tradicionales a digitales.&#10;B. Uso inicial de internet solo para informar.&#10;C. Inicio de las ventas en línea.&#10;D. Crecimiento del comercio electrónico.&#10;E. Uso de tecnologías digitales avanzadas.&#10;F. Automatización de procesos empresariales.&#10;"/>
+            <wp:docPr id="234168772" name="Imagen 5" descr="En la figura 3 se establece como ha sido evolución de los negocios electrónicos;  desde el uso inicial de internet solo para informar, hasta la automatización de procesos empresariales.&#10;Evolución de los negocios electrónicos.&#10;A. Cambio de los modelos tradicionales a digitales.&#10;B. Uso inicial de internet solo para informar.&#10;C. Inicio de las ventas en línea.&#10;D. Crecimiento del comercio electrónico.&#10;E. Uso de tecnologías digitales avanzadas.&#10;F. Automatización de procesos empresariales."/>
             <wp:cNvGraphicFramePr>
               <a:graphicFrameLocks xmlns:a="http://schemas.openxmlformats.org/drawingml/2006/main" noChangeAspect="1"/>
             </wp:cNvGraphicFramePr>
@@ -4523,13 +4640,13 @@
               <a:graphicData uri="http://schemas.openxmlformats.org/drawingml/2006/picture">
                 <pic:pic xmlns:pic="http://schemas.openxmlformats.org/drawingml/2006/picture">
                   <pic:nvPicPr>
-                    <pic:cNvPr id="234168772" name="Imagen 5" descr="En la figura 3 se establece como ha sido evolución de los negocios electrónicos;  desde el uso inicial de internet solo para informar, hasta la automatización de procesos empresariales.&#10;&#10;Texto de la figura.&#10;&#10;Evolución de los negocios electrónicos.&#10;A. Cambio de los modelos tradicionales a digitales.&#10;B. Uso inicial de internet solo para informar.&#10;C. Inicio de las ventas en línea.&#10;D. Crecimiento del comercio electrónico.&#10;E. Uso de tecnologías digitales avanzadas.&#10;F. Automatización de procesos empresariales.&#10;"/>
+                    <pic:cNvPr id="234168772" name="Imagen 5" descr="En la figura 3 se establece como ha sido evolución de los negocios electrónicos;  desde el uso inicial de internet solo para informar, hasta la automatización de procesos empresariales.&#10;Evolución de los negocios electrónicos.&#10;A. Cambio de los modelos tradicionales a digitales.&#10;B. Uso inicial de internet solo para informar.&#10;C. Inicio de las ventas en línea.&#10;D. Crecimiento del comercio electrónico.&#10;E. Uso de tecnologías digitales avanzadas.&#10;F. Automatización de procesos empresariales."/>
                     <pic:cNvPicPr>
                       <a:picLocks noChangeAspect="1" noChangeArrowheads="1"/>
                     </pic:cNvPicPr>
                   </pic:nvPicPr>
                   <pic:blipFill>
-                    <a:blip r:embed="rId17">
+                    <a:blip r:embed="rId18">
                       <a:extLst>
                         <a:ext uri="{28A0092B-C50C-407E-A947-70E740481C1C}">
                           <a14:useLocalDpi xmlns:a14="http://schemas.microsoft.com/office/drawing/2010/main" val="0"/>
@@ -4567,7 +4684,7 @@
       </w:pPr>
       <w:r>
         <w:rPr>
-          <w:b/>
+          <w:bCs/>
         </w:rPr>
         <w:t>Nota</w:t>
       </w:r>
@@ -4575,7 +4692,19 @@
         <w:rPr>
           <w:bCs/>
         </w:rPr>
-        <w:t>. Sena, (2026).</w:t>
+        <w:t xml:space="preserve">. </w:t>
+      </w:r>
+      <w:r>
+        <w:rPr>
+          <w:bCs/>
+        </w:rPr>
+        <w:t>SENA</w:t>
+      </w:r>
+      <w:r>
+        <w:rPr>
+          <w:bCs/>
+        </w:rPr>
+        <w:t>, (2026).</w:t>
       </w:r>
     </w:p>
     <w:p>
@@ -4585,7 +4714,7 @@
       <w:r>
         <w:t xml:space="preserve"> </w:t>
       </w:r>
-      <w:hyperlink r:id="rId18" w:history="1">
+      <w:hyperlink r:id="rId19" w:history="1">
         <w:r>
           <w:rPr>
             <w:rStyle w:val="Hipervnculo"/>
@@ -4596,7 +4725,7 @@
       <w:r>
         <w:t xml:space="preserve"> </w:t>
       </w:r>
-      <w:hyperlink r:id="rId19" w:history="1">
+      <w:hyperlink r:id="rId20" w:history="1">
         <w:r>
           <w:rPr>
             <w:rStyle w:val="Hipervnculo"/>
@@ -4636,7 +4765,7 @@
       <w:pPr>
         <w:pStyle w:val="Ttulo1"/>
       </w:pPr>
-      <w:bookmarkStart w:id="5" w:name="_Toc224586772"/>
+      <w:bookmarkStart w:id="5" w:name="_Toc226537663"/>
       <w:r>
         <w:lastRenderedPageBreak/>
         <w:t>Productos, servicios y procesos (segmentación del mercado)</w:t>
@@ -5159,25 +5288,35 @@
         <w:ind w:firstLine="0"/>
       </w:pPr>
       <w:r>
+        <w:t>Nota</w:t>
+      </w:r>
+      <w:r>
+        <w:t xml:space="preserve">. </w:t>
+      </w:r>
+      <w:r>
+        <w:t>Tomado de Kotler y Keller, (2021).</w:t>
+      </w:r>
+    </w:p>
+    <w:p>
+      <w:r>
+        <w:t>Criterios para la segmentación del mercado digital con ejemplos</w:t>
+      </w:r>
+      <w:r>
+        <w:t>:</w:t>
+      </w:r>
+    </w:p>
+    <w:p>
+      <w:r>
         <w:rPr>
           <w:b/>
           <w:bCs/>
         </w:rPr>
-        <w:t>Nota</w:t>
-      </w:r>
-      <w:r>
-        <w:t xml:space="preserve">. </w:t>
-      </w:r>
-      <w:r>
-        <w:t>Tomado de Kotler y Keller, (2021).</w:t>
-      </w:r>
-    </w:p>
-    <w:p>
-      <w:r>
-        <w:t>Criterios para la segmentación del mercado digital con ejemplos</w:t>
-      </w:r>
-      <w:r>
-        <w:t>:</w:t>
+        <w:t>Demográfico</w:t>
+      </w:r>
+    </w:p>
+    <w:p>
+      <w:r>
+        <w:t>Edad, género, educación. Ejemplo: jóvenes universitarios.</w:t>
       </w:r>
     </w:p>
     <w:p>
@@ -5186,21 +5325,29 @@
           <w:b/>
           <w:bCs/>
         </w:rPr>
-        <w:t>Demográfico</w:t>
-      </w:r>
-    </w:p>
-    <w:p>
-      <w:r>
-        <w:t>Edad, género, educación. Ejemplo: jóvenes universitarios.</w:t>
-      </w:r>
-    </w:p>
+        <w:t>Geográfico</w:t>
+      </w:r>
+      <w:r>
+        <w:tab/>
+      </w:r>
+    </w:p>
+    <w:p>
+      <w:r>
+        <w:t>Ubicación del cliente. Ejemplo: mercados regionales</w:t>
+      </w:r>
+      <w:r>
+        <w:t>.</w:t>
+      </w:r>
+    </w:p>
+    <w:p/>
     <w:p>
       <w:r>
         <w:rPr>
           <w:b/>
           <w:bCs/>
         </w:rPr>
-        <w:t>Geográfico</w:t>
+        <w:lastRenderedPageBreak/>
+        <w:t>Psicográfico</w:t>
       </w:r>
       <w:r>
         <w:tab/>
@@ -5208,46 +5355,24 @@
     </w:p>
     <w:p>
       <w:r>
-        <w:t>Ubicación del cliente. Ejemplo: mercados regionales</w:t>
+        <w:t xml:space="preserve">Ubicación del cliente. Ejemplo: usuarios </w:t>
+      </w:r>
+      <w:r>
+        <w:rPr>
+          <w:rStyle w:val="Extranjerismo"/>
+        </w:rPr>
+        <w:t>fitness</w:t>
       </w:r>
       <w:r>
         <w:t>.</w:t>
       </w:r>
     </w:p>
-    <w:p/>
     <w:p>
       <w:r>
         <w:rPr>
           <w:b/>
           <w:bCs/>
         </w:rPr>
-        <w:lastRenderedPageBreak/>
-        <w:t>Psicográfico</w:t>
-      </w:r>
-      <w:r>
-        <w:tab/>
-      </w:r>
-    </w:p>
-    <w:p>
-      <w:r>
-        <w:t xml:space="preserve">Ubicación del cliente. Ejemplo: usuarios </w:t>
-      </w:r>
-      <w:r>
-        <w:rPr>
-          <w:rStyle w:val="Extranjerismo"/>
-        </w:rPr>
-        <w:t>fitness</w:t>
-      </w:r>
-      <w:r>
-        <w:t>.</w:t>
-      </w:r>
-    </w:p>
-    <w:p>
-      <w:r>
-        <w:rPr>
-          <w:b/>
-          <w:bCs/>
-        </w:rPr>
         <w:t>Conductual</w:t>
       </w:r>
     </w:p>
@@ -5278,7 +5403,7 @@
       <w:pPr>
         <w:pStyle w:val="Ttulo1"/>
       </w:pPr>
-      <w:bookmarkStart w:id="6" w:name="_Toc224586773"/>
+      <w:bookmarkStart w:id="6" w:name="_Toc226537664"/>
       <w:r>
         <w:lastRenderedPageBreak/>
         <w:t>Planeación estratégica</w:t>
@@ -5294,7 +5419,7 @@
       <w:pPr>
         <w:pStyle w:val="Ttulo2"/>
       </w:pPr>
-      <w:bookmarkStart w:id="7" w:name="_Toc224586774"/>
+      <w:bookmarkStart w:id="7" w:name="_Toc226537665"/>
       <w:r>
         <w:t>Concepto</w:t>
       </w:r>
@@ -5651,8 +5776,6 @@
       </w:pPr>
       <w:r>
         <w:rPr>
-          <w:b/>
-          <w:bCs/>
           <w:lang w:val="es-419" w:eastAsia="es-CO"/>
         </w:rPr>
         <w:t>Nota</w:t>
@@ -5674,7 +5797,7 @@
       <w:pPr>
         <w:pStyle w:val="Ttulo2"/>
       </w:pPr>
-      <w:bookmarkStart w:id="8" w:name="_Toc224586775"/>
+      <w:bookmarkStart w:id="8" w:name="_Toc226537666"/>
       <w:r>
         <w:lastRenderedPageBreak/>
         <w:t>Misión</w:t>
@@ -6120,8 +6243,6 @@
       </w:pPr>
       <w:r>
         <w:rPr>
-          <w:b/>
-          <w:bCs/>
           <w:lang w:val="es-419" w:eastAsia="es-CO"/>
         </w:rPr>
         <w:lastRenderedPageBreak/>
@@ -6161,7 +6282,7 @@
       <w:pPr>
         <w:pStyle w:val="Ttulo2"/>
       </w:pPr>
-      <w:bookmarkStart w:id="9" w:name="_Toc224586776"/>
+      <w:bookmarkStart w:id="9" w:name="_Toc226537667"/>
       <w:r>
         <w:t>Visión</w:t>
       </w:r>
@@ -6590,8 +6711,6 @@
       </w:pPr>
       <w:r>
         <w:rPr>
-          <w:b/>
-          <w:bCs/>
           <w:lang w:val="es-419" w:eastAsia="es-CO"/>
         </w:rPr>
         <w:t>Nota</w:t>
@@ -6627,7 +6746,7 @@
       <w:pPr>
         <w:pStyle w:val="Ttulo2"/>
       </w:pPr>
-      <w:bookmarkStart w:id="10" w:name="_Toc224586777"/>
+      <w:bookmarkStart w:id="10" w:name="_Toc226537668"/>
       <w:r>
         <w:t>Objetivos</w:t>
       </w:r>
@@ -7052,8 +7171,6 @@
       </w:pPr>
       <w:r>
         <w:rPr>
-          <w:b/>
-          <w:bCs/>
           <w:lang w:val="es-419" w:eastAsia="es-CO"/>
         </w:rPr>
         <w:t>Nota</w:t>
@@ -7075,7 +7192,7 @@
       <w:pPr>
         <w:pStyle w:val="Ttulo2"/>
       </w:pPr>
-      <w:bookmarkStart w:id="11" w:name="_Toc224586778"/>
+      <w:bookmarkStart w:id="11" w:name="_Toc226537669"/>
       <w:r>
         <w:t>Políticas de calidad</w:t>
       </w:r>
@@ -7342,8 +7459,6 @@
       </w:pPr>
       <w:r>
         <w:rPr>
-          <w:b/>
-          <w:bCs/>
           <w:lang w:val="es-419" w:eastAsia="es-CO"/>
         </w:rPr>
         <w:t>Nota</w:t>
@@ -7365,7 +7480,7 @@
       <w:pPr>
         <w:pStyle w:val="Ttulo2"/>
       </w:pPr>
-      <w:bookmarkStart w:id="12" w:name="_Toc224586779"/>
+      <w:bookmarkStart w:id="12" w:name="_Toc226537670"/>
       <w:r>
         <w:lastRenderedPageBreak/>
         <w:t>Responsabilidad social</w:t>
@@ -7764,8 +7879,6 @@
       </w:pPr>
       <w:r>
         <w:rPr>
-          <w:b/>
-          <w:bCs/>
           <w:lang w:val="es-419" w:eastAsia="es-CO"/>
         </w:rPr>
         <w:t>Nota</w:t>
@@ -7809,7 +7922,7 @@
       <w:pPr>
         <w:pStyle w:val="Ttulo1"/>
       </w:pPr>
-      <w:bookmarkStart w:id="13" w:name="_Toc224586780"/>
+      <w:bookmarkStart w:id="13" w:name="_Toc226537671"/>
       <w:r>
         <w:lastRenderedPageBreak/>
         <w:t>Análisis de mercado</w:t>
@@ -7846,7 +7959,7 @@
       <w:pPr>
         <w:pStyle w:val="Ttulo2"/>
       </w:pPr>
-      <w:bookmarkStart w:id="14" w:name="_Toc224586781"/>
+      <w:bookmarkStart w:id="14" w:name="_Toc226537672"/>
       <w:r>
         <w:t>Matriz DOFA</w:t>
       </w:r>
@@ -7891,7 +8004,7 @@
       <w:pPr>
         <w:pStyle w:val="Ttulo2"/>
       </w:pPr>
-      <w:bookmarkStart w:id="15" w:name="_Toc224586782"/>
+      <w:bookmarkStart w:id="15" w:name="_Toc226537673"/>
       <w:r>
         <w:t>Composición</w:t>
       </w:r>
@@ -8074,7 +8187,7 @@
       <w:pPr>
         <w:pStyle w:val="Ttulo2"/>
       </w:pPr>
-      <w:bookmarkStart w:id="16" w:name="_Toc224586783"/>
+      <w:bookmarkStart w:id="16" w:name="_Toc226537674"/>
       <w:r>
         <w:t>Estrategias DOFA</w:t>
       </w:r>
@@ -8237,10 +8350,10 @@
           <w:lang w:val="es-419" w:eastAsia="es-CO"/>
         </w:rPr>
         <w:drawing>
-          <wp:inline distT="0" distB="0" distL="0" distR="0" wp14:anchorId="64A47627" wp14:editId="41EB6EED">
+          <wp:inline distT="0" distB="0" distL="0" distR="0" wp14:anchorId="64A47627" wp14:editId="0A00E668">
             <wp:extent cx="5595171" cy="1420821"/>
             <wp:effectExtent l="0" t="0" r="5715" b="8255"/>
-            <wp:docPr id="704483148" name="Imagen 14" descr="La figura muestra las diferentes estrategias que se generan del análisis DOFA y su respectivo alcance.&#10;&#10;Texto de la imagen.&#10;&#10;Estrategias DOFA&#10;FO. Fortalezas + oportunidades = crecimiento.&#10;DO. Debilidades + oportunidades = mejora.&#10;FA. Fortalezas + amenazas = protección.&#10;DA. Debilidades + Amenazas = defensa.&#10;"/>
+            <wp:docPr id="704483148" name="Imagen 14" descr="La figura muestra las diferentes estrategias que se generan del análisis DOFA y su respectivo alcance.&#10;Estrategias DOFA&#10;FO. Fortalezas + oportunidades = crecimiento.&#10;DO. Debilidades + oportunidades = mejora.&#10;FA. Fortalezas + amenazas = protección.&#10;DA. Debilidades + Amenazas = defensa.&#10;"/>
             <wp:cNvGraphicFramePr>
               <a:graphicFrameLocks xmlns:a="http://schemas.openxmlformats.org/drawingml/2006/main" noChangeAspect="1"/>
             </wp:cNvGraphicFramePr>
@@ -8248,13 +8361,13 @@
               <a:graphicData uri="http://schemas.openxmlformats.org/drawingml/2006/picture">
                 <pic:pic xmlns:pic="http://schemas.openxmlformats.org/drawingml/2006/picture">
                   <pic:nvPicPr>
-                    <pic:cNvPr id="704483148" name="Imagen 14" descr="La figura muestra las diferentes estrategias que se generan del análisis DOFA y su respectivo alcance.&#10;&#10;Texto de la imagen.&#10;&#10;Estrategias DOFA&#10;FO. Fortalezas + oportunidades = crecimiento.&#10;DO. Debilidades + oportunidades = mejora.&#10;FA. Fortalezas + amenazas = protección.&#10;DA. Debilidades + Amenazas = defensa.&#10;"/>
+                    <pic:cNvPr id="704483148" name="Imagen 14" descr="La figura muestra las diferentes estrategias que se generan del análisis DOFA y su respectivo alcance.&#10;Estrategias DOFA&#10;FO. Fortalezas + oportunidades = crecimiento.&#10;DO. Debilidades + oportunidades = mejora.&#10;FA. Fortalezas + amenazas = protección.&#10;DA. Debilidades + Amenazas = defensa.&#10;"/>
                     <pic:cNvPicPr>
                       <a:picLocks noChangeAspect="1" noChangeArrowheads="1"/>
                     </pic:cNvPicPr>
                   </pic:nvPicPr>
                   <pic:blipFill>
-                    <a:blip r:embed="rId20">
+                    <a:blip r:embed="rId21">
                       <a:extLst>
                         <a:ext uri="{28A0092B-C50C-407E-A947-70E740481C1C}">
                           <a14:useLocalDpi xmlns:a14="http://schemas.microsoft.com/office/drawing/2010/main" val="0"/>
@@ -8291,8 +8404,6 @@
       </w:pPr>
       <w:r>
         <w:rPr>
-          <w:b/>
-          <w:bCs/>
           <w:lang w:val="es-419" w:eastAsia="es-CO"/>
         </w:rPr>
         <w:t>Nota</w:t>
@@ -8301,7 +8412,19 @@
         <w:rPr>
           <w:lang w:val="es-419" w:eastAsia="es-CO"/>
         </w:rPr>
-        <w:t>. Sena, (2026).</w:t>
+        <w:t xml:space="preserve">. </w:t>
+      </w:r>
+      <w:r>
+        <w:rPr>
+          <w:lang w:val="es-419" w:eastAsia="es-CO"/>
+        </w:rPr>
+        <w:t>SENA</w:t>
+      </w:r>
+      <w:r>
+        <w:rPr>
+          <w:lang w:val="es-419" w:eastAsia="es-CO"/>
+        </w:rPr>
+        <w:t>, (2026).</w:t>
       </w:r>
     </w:p>
     <w:p>
@@ -8742,8 +8865,6 @@
       </w:pPr>
       <w:r>
         <w:rPr>
-          <w:b/>
-          <w:bCs/>
           <w:lang w:val="es-419" w:eastAsia="es-CO"/>
         </w:rPr>
         <w:t>Nota</w:t>
@@ -8765,7 +8886,7 @@
       <w:pPr>
         <w:pStyle w:val="Ttulo2"/>
       </w:pPr>
-      <w:bookmarkStart w:id="17" w:name="_Toc224586784"/>
+      <w:bookmarkStart w:id="17" w:name="_Toc226537675"/>
       <w:r>
         <w:t>Análisis DOFA</w:t>
       </w:r>
@@ -9648,7 +9769,7 @@
       <w:pPr>
         <w:pStyle w:val="Ttulo2"/>
       </w:pPr>
-      <w:bookmarkStart w:id="18" w:name="_Toc224586785"/>
+      <w:bookmarkStart w:id="18" w:name="_Toc226537676"/>
       <w:r>
         <w:t>Análisis del perfil competitivo MPC</w:t>
       </w:r>
@@ -10385,8 +10506,6 @@
       </w:pPr>
       <w:r>
         <w:rPr>
-          <w:b/>
-          <w:bCs/>
           <w:lang w:val="es-419" w:eastAsia="es-CO"/>
         </w:rPr>
         <w:t>Nota</w:t>
@@ -10401,7 +10520,13 @@
         <w:rPr>
           <w:lang w:val="es-419" w:eastAsia="es-CO"/>
         </w:rPr>
-        <w:t>Sena, (2026).</w:t>
+        <w:t>SENA</w:t>
+      </w:r>
+      <w:r>
+        <w:rPr>
+          <w:lang w:val="es-419" w:eastAsia="es-CO"/>
+        </w:rPr>
+        <w:t>, (2026).</w:t>
       </w:r>
     </w:p>
     <w:p>
@@ -11456,92 +11581,90 @@
       </w:pPr>
       <w:r>
         <w:rPr>
+          <w:lang w:val="es-419" w:eastAsia="es-CO"/>
+        </w:rPr>
+        <w:lastRenderedPageBreak/>
+        <w:t>Nota</w:t>
+      </w:r>
+      <w:r>
+        <w:rPr>
+          <w:lang w:val="es-419" w:eastAsia="es-CO"/>
+        </w:rPr>
+        <w:t>. Escala de calificación: 1 = Deficiente, 2 = Bajo, 3 = Aceptable, 4 = Superior. Los valores entre paréntesis corresponden al puntaje ponderado.</w:t>
+      </w:r>
+    </w:p>
+    <w:p>
+      <w:pPr>
+        <w:rPr>
           <w:b/>
           <w:bCs/>
           <w:lang w:val="es-419" w:eastAsia="es-CO"/>
         </w:rPr>
-        <w:lastRenderedPageBreak/>
-        <w:t>Nota</w:t>
-      </w:r>
-      <w:r>
-        <w:rPr>
-          <w:lang w:val="es-419" w:eastAsia="es-CO"/>
-        </w:rPr>
-        <w:t>. Escala de calificación: 1 = Deficiente, 2 = Bajo, 3 = Aceptable, 4 = Superior. Los valores entre paréntesis corresponden al puntaje ponderado.</w:t>
-      </w:r>
-    </w:p>
-    <w:p>
-      <w:pPr>
+      </w:pPr>
+      <w:r>
         <w:rPr>
           <w:b/>
           <w:bCs/>
           <w:lang w:val="es-419" w:eastAsia="es-CO"/>
         </w:rPr>
-      </w:pPr>
-      <w:r>
+        <w:t>Interpretación de la matriz de perfil competitivo</w:t>
+      </w:r>
+    </w:p>
+    <w:p>
+      <w:pPr>
+        <w:rPr>
+          <w:lang w:val="es-419" w:eastAsia="es-CO"/>
+        </w:rPr>
+      </w:pPr>
+      <w:r>
+        <w:rPr>
+          <w:lang w:val="es-419" w:eastAsia="es-CO"/>
+        </w:rPr>
+        <w:t xml:space="preserve">Los resultados de la MPC indican que </w:t>
+      </w:r>
+      <w:proofErr w:type="spellStart"/>
+      <w:r>
+        <w:rPr>
+          <w:lang w:val="es-419" w:eastAsia="es-CO"/>
+        </w:rPr>
+        <w:t>ClickNova</w:t>
+      </w:r>
+      <w:proofErr w:type="spellEnd"/>
+      <w:r>
+        <w:rPr>
+          <w:lang w:val="es-419" w:eastAsia="es-CO"/>
+        </w:rPr>
+        <w:t xml:space="preserve"> Digital S.A.S. obtiene un puntaje total de 3,10, lo que refleja un desempeño competitivo aceptable en el mercado del comercio electrónico. Sus principales fortalezas se evidencian en la plataforma tecnológica y el servicio al cliente, donde obtiene calificaciones superiores frente a sus competidores. No obstante, la empresa presenta debilidades relativas en posicionamiento de marca y logística, aspectos en los que los competidores muestran mejores resultados. Estos hallazgos permiten identificar áreas prioritarias de mejora y orientar la formulación de estrategias que fortalezcan la competitividad de </w:t>
+      </w:r>
+      <w:proofErr w:type="spellStart"/>
+      <w:r>
+        <w:rPr>
+          <w:lang w:val="es-419" w:eastAsia="es-CO"/>
+        </w:rPr>
+        <w:t>ClickNova</w:t>
+      </w:r>
+      <w:proofErr w:type="spellEnd"/>
+      <w:r>
+        <w:rPr>
+          <w:lang w:val="es-419" w:eastAsia="es-CO"/>
+        </w:rPr>
+        <w:t xml:space="preserve"> Digital S.A.S.</w:t>
+      </w:r>
+    </w:p>
+    <w:p>
+      <w:pPr>
         <w:rPr>
           <w:b/>
           <w:bCs/>
           <w:lang w:val="es-419" w:eastAsia="es-CO"/>
         </w:rPr>
-        <w:t>Interpretación de la matriz de perfil competitivo</w:t>
-      </w:r>
-    </w:p>
-    <w:p>
-      <w:pPr>
-        <w:rPr>
-          <w:lang w:val="es-419" w:eastAsia="es-CO"/>
-        </w:rPr>
-      </w:pPr>
-      <w:r>
-        <w:rPr>
-          <w:lang w:val="es-419" w:eastAsia="es-CO"/>
-        </w:rPr>
-        <w:t xml:space="preserve">Los resultados de la MPC indican que </w:t>
-      </w:r>
-      <w:proofErr w:type="spellStart"/>
-      <w:r>
-        <w:rPr>
-          <w:lang w:val="es-419" w:eastAsia="es-CO"/>
-        </w:rPr>
-        <w:t>ClickNova</w:t>
-      </w:r>
-      <w:proofErr w:type="spellEnd"/>
-      <w:r>
-        <w:rPr>
-          <w:lang w:val="es-419" w:eastAsia="es-CO"/>
-        </w:rPr>
-        <w:t xml:space="preserve"> Digital S.A.S. obtiene un puntaje total de 3,10, lo que refleja un desempeño competitivo aceptable en el mercado del comercio electrónico. Sus principales fortalezas se evidencian en la plataforma tecnológica y el servicio al cliente, donde obtiene calificaciones superiores frente a sus competidores. No obstante, la empresa presenta debilidades relativas en posicionamiento de marca y logística, aspectos en los que los competidores muestran mejores resultados. Estos hallazgos permiten identificar áreas prioritarias de mejora y orientar la formulación de estrategias que fortalezcan la competitividad de </w:t>
-      </w:r>
-      <w:proofErr w:type="spellStart"/>
-      <w:r>
-        <w:rPr>
-          <w:lang w:val="es-419" w:eastAsia="es-CO"/>
-        </w:rPr>
-        <w:t>ClickNova</w:t>
-      </w:r>
-      <w:proofErr w:type="spellEnd"/>
-      <w:r>
-        <w:rPr>
-          <w:lang w:val="es-419" w:eastAsia="es-CO"/>
-        </w:rPr>
-        <w:t xml:space="preserve"> Digital S.A.S.</w:t>
-      </w:r>
-    </w:p>
-    <w:p>
-      <w:pPr>
+      </w:pPr>
+      <w:r>
         <w:rPr>
           <w:b/>
           <w:bCs/>
           <w:lang w:val="es-419" w:eastAsia="es-CO"/>
         </w:rPr>
-      </w:pPr>
-      <w:r>
-        <w:rPr>
-          <w:b/>
-          <w:bCs/>
-          <w:lang w:val="es-419" w:eastAsia="es-CO"/>
-        </w:rPr>
         <w:t>Relación entre la MPC y el análisis DOFA</w:t>
       </w:r>
     </w:p>
@@ -11576,7 +11699,7 @@
         </w:rPr>
         <w:t xml:space="preserve"> </w:t>
       </w:r>
-      <w:hyperlink r:id="rId21" w:history="1">
+      <w:hyperlink r:id="rId22" w:history="1">
         <w:r>
           <w:rPr>
             <w:rStyle w:val="Hipervnculo"/>
@@ -11619,7 +11742,7 @@
       <w:pPr>
         <w:pStyle w:val="Titulosgenerales"/>
       </w:pPr>
-      <w:bookmarkStart w:id="19" w:name="_Toc224586786"/>
+      <w:bookmarkStart w:id="19" w:name="_Toc226537677"/>
       <w:r>
         <w:lastRenderedPageBreak/>
         <w:t>S</w:t>
@@ -11682,7 +11805,7 @@
                     </pic:cNvPicPr>
                   </pic:nvPicPr>
                   <pic:blipFill>
-                    <a:blip r:embed="rId22">
+                    <a:blip r:embed="rId23">
                       <a:extLst>
                         <a:ext uri="{28A0092B-C50C-407E-A947-70E740481C1C}">
                           <a14:useLocalDpi xmlns:a14="http://schemas.microsoft.com/office/drawing/2010/main" val="0"/>
@@ -11723,7 +11846,7 @@
       <w:pPr>
         <w:pStyle w:val="Titulosgenerales"/>
       </w:pPr>
-      <w:bookmarkStart w:id="20" w:name="_Toc224586787"/>
+      <w:bookmarkStart w:id="20" w:name="_Toc226537678"/>
       <w:r>
         <w:lastRenderedPageBreak/>
         <w:t>Glosario</w:t>
@@ -12117,7 +12240,7 @@
       <w:pPr>
         <w:pStyle w:val="Titulosgenerales"/>
       </w:pPr>
-      <w:bookmarkStart w:id="21" w:name="_Toc224586788"/>
+      <w:bookmarkStart w:id="21" w:name="_Toc226537679"/>
       <w:r>
         <w:lastRenderedPageBreak/>
         <w:t>Referencias bibliográficas</w:t>
@@ -12134,7 +12257,18 @@
     </w:p>
     <w:p>
       <w:r>
-        <w:t>Kotler, P., &amp; Keller, K. L. (2021). Dirección de marketing (16.ª ed.). Pearson Educación.</w:t>
+        <w:t xml:space="preserve">Kotler, P., &amp; Keller, K. L. (2021). Dirección de </w:t>
+      </w:r>
+      <w:proofErr w:type="spellStart"/>
+      <w:r>
+        <w:rPr>
+          <w:rStyle w:val="Extranjerismo"/>
+        </w:rPr>
+        <w:t>marketin</w:t>
+      </w:r>
+      <w:proofErr w:type="spellEnd"/>
+      <w:r>
+        <w:t>g (16.ª ed.). Pearson Educación.</w:t>
       </w:r>
     </w:p>
     <w:p>
@@ -12146,7 +12280,7 @@
       <w:r>
         <w:t xml:space="preserve">Ministerio de Tecnologías de la Información y las Comunicaciones (MinTIC). (2019). Libro blanco del comercio electrónico en Colombia. </w:t>
       </w:r>
-      <w:hyperlink r:id="rId23" w:history="1">
+      <w:hyperlink r:id="rId24" w:history="1">
         <w:r>
           <w:rPr>
             <w:rStyle w:val="Hipervnculo"/>
@@ -12167,7 +12301,7 @@
       <w:r>
         <w:t xml:space="preserve">Rodríguez, J. C. (2019). Comercio electrónico: fundamentos, modelos y aplicaciones. Universidad Cooperativa de Colombia. </w:t>
       </w:r>
-      <w:hyperlink r:id="rId24" w:history="1">
+      <w:hyperlink r:id="rId25" w:history="1">
         <w:r>
           <w:rPr>
             <w:rStyle w:val="Hipervnculo"/>
@@ -12188,7 +12322,7 @@
       <w:r>
         <w:t xml:space="preserve">, H. P. (2013). La matriz FODA: alternativa de diagnóstico y determinación de estrategias. Revista Academia y Negocios, 2(1), 113–130. </w:t>
       </w:r>
-      <w:hyperlink r:id="rId25" w:history="1">
+      <w:hyperlink r:id="rId26" w:history="1">
         <w:r>
           <w:rPr>
             <w:rStyle w:val="Hipervnculo"/>
@@ -12223,7 +12357,7 @@
       <w:pPr>
         <w:pStyle w:val="Titulosgenerales"/>
       </w:pPr>
-      <w:bookmarkStart w:id="22" w:name="_Toc224586789"/>
+      <w:bookmarkStart w:id="22" w:name="_Toc226537680"/>
       <w:r>
         <w:lastRenderedPageBreak/>
         <w:t>Créditos</w:t>
@@ -12236,23 +12370,23 @@
     <w:tbl>
       <w:tblPr>
         <w:tblStyle w:val="SENA"/>
-        <w:tblW w:w="10069" w:type="dxa"/>
+        <w:tblW w:w="9992" w:type="dxa"/>
         <w:tblLayout w:type="fixed"/>
         <w:tblLook w:val="04A0" w:firstRow="1" w:lastRow="0" w:firstColumn="1" w:lastColumn="0" w:noHBand="0" w:noVBand="1"/>
       </w:tblPr>
       <w:tblGrid>
-        <w:gridCol w:w="2832"/>
-        <w:gridCol w:w="3264"/>
-        <w:gridCol w:w="3973"/>
+        <w:gridCol w:w="2810"/>
+        <w:gridCol w:w="3239"/>
+        <w:gridCol w:w="3943"/>
       </w:tblGrid>
       <w:tr>
         <w:trPr>
           <w:cnfStyle w:val="100000000000" w:firstRow="1" w:lastRow="0" w:firstColumn="0" w:lastColumn="0" w:oddVBand="0" w:evenVBand="0" w:oddHBand="0" w:evenHBand="0" w:firstRowFirstColumn="0" w:firstRowLastColumn="0" w:lastRowFirstColumn="0" w:lastRowLastColumn="0"/>
-          <w:trHeight w:val="788"/>
+          <w:trHeight w:val="794"/>
         </w:trPr>
         <w:tc>
           <w:tcPr>
-            <w:tcW w:w="2832" w:type="dxa"/>
+            <w:tcW w:w="2810" w:type="dxa"/>
           </w:tcPr>
           <w:p>
             <w:pPr>
@@ -12273,7 +12407,7 @@
         </w:tc>
         <w:tc>
           <w:tcPr>
-            <w:tcW w:w="3264" w:type="dxa"/>
+            <w:tcW w:w="3239" w:type="dxa"/>
           </w:tcPr>
           <w:p>
             <w:pPr>
@@ -12294,7 +12428,7 @@
         </w:tc>
         <w:tc>
           <w:tcPr>
-            <w:tcW w:w="3973" w:type="dxa"/>
+            <w:tcW w:w="3943" w:type="dxa"/>
           </w:tcPr>
           <w:p>
             <w:pPr>
@@ -12317,11 +12451,11 @@
       <w:tr>
         <w:trPr>
           <w:cnfStyle w:val="000000100000" w:firstRow="0" w:lastRow="0" w:firstColumn="0" w:lastColumn="0" w:oddVBand="0" w:evenVBand="0" w:oddHBand="1" w:evenHBand="0" w:firstRowFirstColumn="0" w:firstRowLastColumn="0" w:lastRowFirstColumn="0" w:lastRowLastColumn="0"/>
-          <w:trHeight w:val="1158"/>
+          <w:trHeight w:val="1166"/>
         </w:trPr>
         <w:tc>
           <w:tcPr>
-            <w:tcW w:w="2832" w:type="dxa"/>
+            <w:tcW w:w="2810" w:type="dxa"/>
           </w:tcPr>
           <w:p>
             <w:pPr>
@@ -12342,7 +12476,7 @@
         </w:tc>
         <w:tc>
           <w:tcPr>
-            <w:tcW w:w="3264" w:type="dxa"/>
+            <w:tcW w:w="3239" w:type="dxa"/>
           </w:tcPr>
           <w:p>
             <w:pPr>
@@ -12370,7 +12504,7 @@
         </w:tc>
         <w:tc>
           <w:tcPr>
-            <w:tcW w:w="3973" w:type="dxa"/>
+            <w:tcW w:w="3943" w:type="dxa"/>
           </w:tcPr>
           <w:p>
             <w:pPr>
@@ -12391,11 +12525,11 @@
       </w:tr>
       <w:tr>
         <w:trPr>
-          <w:trHeight w:val="856"/>
+          <w:trHeight w:val="862"/>
         </w:trPr>
         <w:tc>
           <w:tcPr>
-            <w:tcW w:w="2832" w:type="dxa"/>
+            <w:tcW w:w="2810" w:type="dxa"/>
           </w:tcPr>
           <w:p>
             <w:pPr>
@@ -12416,7 +12550,7 @@
         </w:tc>
         <w:tc>
           <w:tcPr>
-            <w:tcW w:w="3264" w:type="dxa"/>
+            <w:tcW w:w="3239" w:type="dxa"/>
           </w:tcPr>
           <w:p>
             <w:pPr>
@@ -12437,7 +12571,7 @@
         </w:tc>
         <w:tc>
           <w:tcPr>
-            <w:tcW w:w="3973" w:type="dxa"/>
+            <w:tcW w:w="3943" w:type="dxa"/>
           </w:tcPr>
           <w:p>
             <w:pPr>
@@ -12460,11 +12594,11 @@
       <w:tr>
         <w:trPr>
           <w:cnfStyle w:val="000000100000" w:firstRow="0" w:lastRow="0" w:firstColumn="0" w:lastColumn="0" w:oddVBand="0" w:evenVBand="0" w:oddHBand="1" w:evenHBand="0" w:firstRowFirstColumn="0" w:firstRowLastColumn="0" w:lastRowFirstColumn="0" w:lastRowLastColumn="0"/>
-          <w:trHeight w:val="856"/>
+          <w:trHeight w:val="862"/>
         </w:trPr>
         <w:tc>
           <w:tcPr>
-            <w:tcW w:w="2832" w:type="dxa"/>
+            <w:tcW w:w="2810" w:type="dxa"/>
           </w:tcPr>
           <w:p>
             <w:pPr>
@@ -12481,7 +12615,7 @@
         </w:tc>
         <w:tc>
           <w:tcPr>
-            <w:tcW w:w="3264" w:type="dxa"/>
+            <w:tcW w:w="3239" w:type="dxa"/>
           </w:tcPr>
           <w:p>
             <w:pPr>
@@ -12498,7 +12632,7 @@
         </w:tc>
         <w:tc>
           <w:tcPr>
-            <w:tcW w:w="3973" w:type="dxa"/>
+            <w:tcW w:w="3943" w:type="dxa"/>
           </w:tcPr>
           <w:p>
             <w:pPr>
@@ -12516,11 +12650,11 @@
       </w:tr>
       <w:tr>
         <w:trPr>
-          <w:trHeight w:val="872"/>
+          <w:trHeight w:val="878"/>
         </w:trPr>
         <w:tc>
           <w:tcPr>
-            <w:tcW w:w="2832" w:type="dxa"/>
+            <w:tcW w:w="2810" w:type="dxa"/>
           </w:tcPr>
           <w:p>
             <w:pPr>
@@ -12542,7 +12676,7 @@
         </w:tc>
         <w:tc>
           <w:tcPr>
-            <w:tcW w:w="3264" w:type="dxa"/>
+            <w:tcW w:w="3239" w:type="dxa"/>
           </w:tcPr>
           <w:p>
             <w:pPr>
@@ -12559,7 +12693,7 @@
         </w:tc>
         <w:tc>
           <w:tcPr>
-            <w:tcW w:w="3973" w:type="dxa"/>
+            <w:tcW w:w="3943" w:type="dxa"/>
           </w:tcPr>
           <w:p>
             <w:pPr>
@@ -12578,11 +12712,11 @@
       <w:tr>
         <w:trPr>
           <w:cnfStyle w:val="000000100000" w:firstRow="0" w:lastRow="0" w:firstColumn="0" w:lastColumn="0" w:oddVBand="0" w:evenVBand="0" w:oddHBand="1" w:evenHBand="0" w:firstRowFirstColumn="0" w:firstRowLastColumn="0" w:lastRowFirstColumn="0" w:lastRowLastColumn="0"/>
-          <w:trHeight w:val="856"/>
+          <w:trHeight w:val="862"/>
         </w:trPr>
         <w:tc>
           <w:tcPr>
-            <w:tcW w:w="2832" w:type="dxa"/>
+            <w:tcW w:w="2810" w:type="dxa"/>
           </w:tcPr>
           <w:p>
             <w:pPr>
@@ -12599,7 +12733,7 @@
         </w:tc>
         <w:tc>
           <w:tcPr>
-            <w:tcW w:w="3264" w:type="dxa"/>
+            <w:tcW w:w="3239" w:type="dxa"/>
           </w:tcPr>
           <w:p>
             <w:pPr>
@@ -12616,7 +12750,7 @@
         </w:tc>
         <w:tc>
           <w:tcPr>
-            <w:tcW w:w="3973" w:type="dxa"/>
+            <w:tcW w:w="3943" w:type="dxa"/>
           </w:tcPr>
           <w:p>
             <w:pPr>
@@ -12634,11 +12768,11 @@
       </w:tr>
       <w:tr>
         <w:trPr>
-          <w:trHeight w:val="856"/>
+          <w:trHeight w:val="862"/>
         </w:trPr>
         <w:tc>
           <w:tcPr>
-            <w:tcW w:w="2832" w:type="dxa"/>
+            <w:tcW w:w="2810" w:type="dxa"/>
           </w:tcPr>
           <w:p>
             <w:pPr>
@@ -12655,7 +12789,7 @@
         </w:tc>
         <w:tc>
           <w:tcPr>
-            <w:tcW w:w="3264" w:type="dxa"/>
+            <w:tcW w:w="3239" w:type="dxa"/>
           </w:tcPr>
           <w:p>
             <w:pPr>
@@ -12666,18 +12800,19 @@
               </w:rPr>
             </w:pPr>
             <w:r>
-              <w:t xml:space="preserve">Desarrollador full </w:t>
-            </w:r>
-            <w:proofErr w:type="spellStart"/>
-            <w:r>
-              <w:t>stack</w:t>
-            </w:r>
-            <w:proofErr w:type="spellEnd"/>
-          </w:p>
-        </w:tc>
-        <w:tc>
-          <w:tcPr>
-            <w:tcW w:w="3973" w:type="dxa"/>
+              <w:t xml:space="preserve">Desarrollador </w:t>
+            </w:r>
+            <w:r>
+              <w:rPr>
+                <w:rStyle w:val="Extranjerismo"/>
+              </w:rPr>
+              <w:t>full stack</w:t>
+            </w:r>
+          </w:p>
+        </w:tc>
+        <w:tc>
+          <w:tcPr>
+            <w:tcW w:w="3943" w:type="dxa"/>
           </w:tcPr>
           <w:p>
             <w:pPr>
@@ -12696,11 +12831,11 @@
       <w:tr>
         <w:trPr>
           <w:cnfStyle w:val="000000100000" w:firstRow="0" w:lastRow="0" w:firstColumn="0" w:lastColumn="0" w:oddVBand="0" w:evenVBand="0" w:oddHBand="1" w:evenHBand="0" w:firstRowFirstColumn="0" w:firstRowLastColumn="0" w:lastRowFirstColumn="0" w:lastRowLastColumn="0"/>
-          <w:trHeight w:val="872"/>
+          <w:trHeight w:val="878"/>
         </w:trPr>
         <w:tc>
           <w:tcPr>
-            <w:tcW w:w="2832" w:type="dxa"/>
+            <w:tcW w:w="2810" w:type="dxa"/>
           </w:tcPr>
           <w:p>
             <w:pPr>
@@ -12717,7 +12852,7 @@
         </w:tc>
         <w:tc>
           <w:tcPr>
-            <w:tcW w:w="3264" w:type="dxa"/>
+            <w:tcW w:w="3239" w:type="dxa"/>
           </w:tcPr>
           <w:p>
             <w:pPr>
@@ -12734,7 +12869,7 @@
         </w:tc>
         <w:tc>
           <w:tcPr>
-            <w:tcW w:w="3973" w:type="dxa"/>
+            <w:tcW w:w="3943" w:type="dxa"/>
           </w:tcPr>
           <w:p>
             <w:pPr>
@@ -12752,11 +12887,11 @@
       </w:tr>
       <w:tr>
         <w:trPr>
-          <w:trHeight w:val="856"/>
+          <w:trHeight w:val="862"/>
         </w:trPr>
         <w:tc>
           <w:tcPr>
-            <w:tcW w:w="2832" w:type="dxa"/>
+            <w:tcW w:w="2810" w:type="dxa"/>
           </w:tcPr>
           <w:p>
             <w:pPr>
@@ -12773,7 +12908,7 @@
         </w:tc>
         <w:tc>
           <w:tcPr>
-            <w:tcW w:w="3264" w:type="dxa"/>
+            <w:tcW w:w="3239" w:type="dxa"/>
           </w:tcPr>
           <w:p>
             <w:pPr>
@@ -12790,7 +12925,7 @@
         </w:tc>
         <w:tc>
           <w:tcPr>
-            <w:tcW w:w="3973" w:type="dxa"/>
+            <w:tcW w:w="3943" w:type="dxa"/>
           </w:tcPr>
           <w:p>
             <w:pPr>
@@ -12809,11 +12944,11 @@
       <w:tr>
         <w:trPr>
           <w:cnfStyle w:val="000000100000" w:firstRow="0" w:lastRow="0" w:firstColumn="0" w:lastColumn="0" w:oddVBand="0" w:evenVBand="0" w:oddHBand="1" w:evenHBand="0" w:firstRowFirstColumn="0" w:firstRowLastColumn="0" w:lastRowFirstColumn="0" w:lastRowLastColumn="0"/>
-          <w:trHeight w:val="856"/>
+          <w:trHeight w:val="862"/>
         </w:trPr>
         <w:tc>
           <w:tcPr>
-            <w:tcW w:w="2832" w:type="dxa"/>
+            <w:tcW w:w="2810" w:type="dxa"/>
           </w:tcPr>
           <w:p>
             <w:pPr>
@@ -12830,7 +12965,7 @@
         </w:tc>
         <w:tc>
           <w:tcPr>
-            <w:tcW w:w="3264" w:type="dxa"/>
+            <w:tcW w:w="3239" w:type="dxa"/>
           </w:tcPr>
           <w:p>
             <w:pPr>
@@ -12847,7 +12982,7 @@
         </w:tc>
         <w:tc>
           <w:tcPr>
-            <w:tcW w:w="3973" w:type="dxa"/>
+            <w:tcW w:w="3943" w:type="dxa"/>
           </w:tcPr>
           <w:p>
             <w:pPr>
@@ -12865,11 +13000,11 @@
       </w:tr>
       <w:tr>
         <w:trPr>
-          <w:trHeight w:val="872"/>
+          <w:trHeight w:val="878"/>
         </w:trPr>
         <w:tc>
           <w:tcPr>
-            <w:tcW w:w="2832" w:type="dxa"/>
+            <w:tcW w:w="2810" w:type="dxa"/>
           </w:tcPr>
           <w:p>
             <w:pPr>
@@ -12886,7 +13021,7 @@
         </w:tc>
         <w:tc>
           <w:tcPr>
-            <w:tcW w:w="3264" w:type="dxa"/>
+            <w:tcW w:w="3239" w:type="dxa"/>
           </w:tcPr>
           <w:p>
             <w:pPr>
@@ -12903,7 +13038,7 @@
         </w:tc>
         <w:tc>
           <w:tcPr>
-            <w:tcW w:w="3973" w:type="dxa"/>
+            <w:tcW w:w="3943" w:type="dxa"/>
           </w:tcPr>
           <w:p>
             <w:pPr>
@@ -12922,11 +13057,11 @@
       <w:tr>
         <w:trPr>
           <w:cnfStyle w:val="000000100000" w:firstRow="0" w:lastRow="0" w:firstColumn="0" w:lastColumn="0" w:oddVBand="0" w:evenVBand="0" w:oddHBand="1" w:evenHBand="0" w:firstRowFirstColumn="0" w:firstRowLastColumn="0" w:lastRowFirstColumn="0" w:lastRowLastColumn="0"/>
-          <w:trHeight w:val="856"/>
+          <w:trHeight w:val="862"/>
         </w:trPr>
         <w:tc>
           <w:tcPr>
-            <w:tcW w:w="2832" w:type="dxa"/>
+            <w:tcW w:w="2810" w:type="dxa"/>
           </w:tcPr>
           <w:p>
             <w:pPr>
@@ -12943,7 +13078,7 @@
         </w:tc>
         <w:tc>
           <w:tcPr>
-            <w:tcW w:w="3264" w:type="dxa"/>
+            <w:tcW w:w="3239" w:type="dxa"/>
           </w:tcPr>
           <w:p>
             <w:pPr>
@@ -12960,7 +13095,7 @@
         </w:tc>
         <w:tc>
           <w:tcPr>
-            <w:tcW w:w="3973" w:type="dxa"/>
+            <w:tcW w:w="3943" w:type="dxa"/>
           </w:tcPr>
           <w:p>
             <w:pPr>
@@ -12978,11 +13113,11 @@
       </w:tr>
       <w:tr>
         <w:trPr>
-          <w:trHeight w:val="856"/>
+          <w:trHeight w:val="862"/>
         </w:trPr>
         <w:tc>
           <w:tcPr>
-            <w:tcW w:w="2832" w:type="dxa"/>
+            <w:tcW w:w="2810" w:type="dxa"/>
           </w:tcPr>
           <w:p>
             <w:pPr>
@@ -12992,18 +13127,10 @@
               <w:t>Karine Isabel Ospino Fritz</w:t>
             </w:r>
           </w:p>
-          <w:p>
-            <w:pPr>
-              <w:jc w:val="center"/>
-              <w:rPr>
-                <w:lang w:val="es-419" w:eastAsia="es-CO"/>
-              </w:rPr>
-            </w:pPr>
-          </w:p>
-        </w:tc>
-        <w:tc>
-          <w:tcPr>
-            <w:tcW w:w="3264" w:type="dxa"/>
+        </w:tc>
+        <w:tc>
+          <w:tcPr>
+            <w:tcW w:w="3239" w:type="dxa"/>
           </w:tcPr>
           <w:p>
             <w:pPr>
@@ -13020,7 +13147,7 @@
         </w:tc>
         <w:tc>
           <w:tcPr>
-            <w:tcW w:w="3973" w:type="dxa"/>
+            <w:tcW w:w="3943" w:type="dxa"/>
           </w:tcPr>
           <w:p>
             <w:pPr>
@@ -13039,12 +13166,12 @@
     </w:tbl>
     <w:p>
       <w:pPr>
-        <w:ind w:firstLine="0"/>
+        <w:pStyle w:val="Normal0"/>
       </w:pPr>
     </w:p>
     <w:sectPr>
-      <w:headerReference w:type="default" r:id="rId26"/>
-      <w:footerReference w:type="default" r:id="rId27"/>
+      <w:headerReference w:type="default" r:id="rId27"/>
+      <w:footerReference w:type="default" r:id="rId28"/>
       <w:pgSz w:w="12240" w:h="15840"/>
       <w:pgMar w:top="1701" w:right="1134" w:bottom="1134" w:left="1134" w:header="709" w:footer="737" w:gutter="0"/>
       <w:pgNumType w:start="1"/>
@@ -13090,6 +13217,7 @@
         <w:docPartUnique/>
       </w:docPartObj>
     </w:sdtPr>
+    <w:sdtEndPr/>
     <w:sdtContent>
       <w:p>
         <w:pPr>
@@ -13117,6 +13245,7 @@
         <w:docPartUnique/>
       </w:docPartObj>
     </w:sdtPr>
+    <w:sdtEndPr/>
     <w:sdtContent>
       <w:p>
         <w:pPr>
@@ -17069,6 +17198,7 @@
   <w:style w:type="character" w:default="1" w:styleId="Fuentedeprrafopredeter">
     <w:name w:val="Default Paragraph Font"/>
     <w:uiPriority w:val="1"/>
+    <w:semiHidden/>
     <w:unhideWhenUsed/>
   </w:style>
   <w:style w:type="table" w:default="1" w:styleId="Tablanormal">
@@ -17609,11 +17739,11 @@
     <w:autoRedefine/>
     <w:uiPriority w:val="39"/>
     <w:unhideWhenUsed/>
-    <w:rsid w:val="00231879"/>
+    <w:rsid w:val="00717B9D"/>
     <w:pPr>
       <w:tabs>
         <w:tab w:val="left" w:pos="567"/>
-        <w:tab w:val="left" w:pos="1418"/>
+        <w:tab w:val="left" w:pos="1560"/>
         <w:tab w:val="right" w:leader="dot" w:pos="9962"/>
       </w:tabs>
       <w:spacing w:after="100"/>
@@ -18229,19 +18359,17 @@
 </file>
 
 <file path=customXml/item1.xml><?xml version="1.0" encoding="utf-8"?>
-<b:Sources xmlns:b="http://schemas.openxmlformats.org/officeDocument/2006/bibliography" xmlns="http://schemas.openxmlformats.org/officeDocument/2006/bibliography" SelectedStyle="\APASixthEditionOfficeOnline.xsl" StyleName="APA" Version="6"/>
+<p:properties xmlns:p="http://schemas.microsoft.com/office/2006/metadata/properties" xmlns:xsi="http://www.w3.org/2001/XMLSchema-instance" xmlns:pc="http://schemas.microsoft.com/office/infopath/2007/PartnerControls">
+  <documentManagement>
+    <TaxCatchAll xmlns="13c90a0b-73bc-4dc0-be5f-28d77b615beb" xsi:nil="true"/>
+    <lcf76f155ced4ddcb4097134ff3c332f xmlns="13c93bba-48ce-428c-bfe5-88b42c19b028">
+      <Terms xmlns="http://schemas.microsoft.com/office/infopath/2007/PartnerControls"/>
+    </lcf76f155ced4ddcb4097134ff3c332f>
+  </documentManagement>
+</p:properties>
 </file>
 
 <file path=customXml/item2.xml><?xml version="1.0" encoding="utf-8"?>
-<?mso-contentType ?>
-<FormTemplates xmlns="http://schemas.microsoft.com/sharepoint/v3/contenttype/forms">
-  <Display>DocumentLibraryForm</Display>
-  <Edit>DocumentLibraryForm</Edit>
-  <New>DocumentLibraryForm</New>
-</FormTemplates>
-</file>
-
-<file path=customXml/item3.xml><?xml version="1.0" encoding="utf-8"?>
 <ct:contentTypeSchema xmlns:ct="http://schemas.microsoft.com/office/2006/metadata/contentType" xmlns:ma="http://schemas.microsoft.com/office/2006/metadata/properties/metaAttributes" ct:_="" ma:_="" ma:contentTypeName="Documento" ma:contentTypeID="0x0101006A81D6BD42E8DF4C91013959704817E1" ma:contentTypeVersion="15" ma:contentTypeDescription="Crear nuevo documento." ma:contentTypeScope="" ma:versionID="bf4f72ffd194f0963ff564daca6869f7">
   <xsd:schema xmlns:xsd="http://www.w3.org/2001/XMLSchema" xmlns:xs="http://www.w3.org/2001/XMLSchema" xmlns:p="http://schemas.microsoft.com/office/2006/metadata/properties" xmlns:ns2="13c90a0b-73bc-4dc0-be5f-28d77b615beb" xmlns:ns3="13c93bba-48ce-428c-bfe5-88b42c19b028" targetNamespace="http://schemas.microsoft.com/office/2006/metadata/properties" ma:root="true" ma:fieldsID="8718d6f4873a5b1392a45044efa78385" ns2:_="" ns3:_="">
     <xsd:import namespace="13c90a0b-73bc-4dc0-be5f-28d77b615beb"/>
@@ -18476,38 +18604,20 @@
 </ct:contentTypeSchema>
 </file>
 
+<file path=customXml/item3.xml><?xml version="1.0" encoding="utf-8"?>
+<?mso-contentType ?>
+<FormTemplates xmlns="http://schemas.microsoft.com/sharepoint/v3/contenttype/forms">
+  <Display>DocumentLibraryForm</Display>
+  <Edit>DocumentLibraryForm</Edit>
+  <New>DocumentLibraryForm</New>
+</FormTemplates>
+</file>
+
 <file path=customXml/item4.xml><?xml version="1.0" encoding="utf-8"?>
-<p:properties xmlns:p="http://schemas.microsoft.com/office/2006/metadata/properties" xmlns:xsi="http://www.w3.org/2001/XMLSchema-instance" xmlns:pc="http://schemas.microsoft.com/office/infopath/2007/PartnerControls">
-  <documentManagement>
-    <TaxCatchAll xmlns="13c90a0b-73bc-4dc0-be5f-28d77b615beb" xsi:nil="true"/>
-    <lcf76f155ced4ddcb4097134ff3c332f xmlns="13c93bba-48ce-428c-bfe5-88b42c19b028">
-      <Terms xmlns="http://schemas.microsoft.com/office/infopath/2007/PartnerControls"/>
-    </lcf76f155ced4ddcb4097134ff3c332f>
-  </documentManagement>
-</p:properties>
+<b:Sources xmlns:b="http://schemas.openxmlformats.org/officeDocument/2006/bibliography" xmlns="http://schemas.openxmlformats.org/officeDocument/2006/bibliography" SelectedStyle="\APASixthEditionOfficeOnline.xsl" StyleName="APA" Version="6"/>
 </file>
 
 <file path=customXml/itemProps1.xml><?xml version="1.0" encoding="utf-8"?>
-<ds:datastoreItem xmlns:ds="http://schemas.openxmlformats.org/officeDocument/2006/customXml" ds:itemID="{E8AB44A3-7C62-4BD2-82ED-8ABC209970FA}">
-  <ds:schemaRefs>
-    <ds:schemaRef ds:uri="http://schemas.openxmlformats.org/officeDocument/2006/bibliography"/>
-  </ds:schemaRefs>
-</ds:datastoreItem>
-</file>
-
-<file path=customXml/itemProps2.xml><?xml version="1.0" encoding="utf-8"?>
-<ds:datastoreItem xmlns:ds="http://schemas.openxmlformats.org/officeDocument/2006/customXml" ds:itemID="{81CBDEC1-3B00-44ED-AD36-0268077980BA}">
-  <ds:schemaRefs>
-    <ds:schemaRef ds:uri="http://schemas.microsoft.com/sharepoint/v3/contenttype/forms"/>
-  </ds:schemaRefs>
-</ds:datastoreItem>
-</file>
-
-<file path=customXml/itemProps3.xml><?xml version="1.0" encoding="utf-8"?>
-<ds:datastoreItem xmlns:ds="http://schemas.openxmlformats.org/officeDocument/2006/customXml" ds:itemID="{90547ABD-F8CD-419A-9617-378CC0FC6AB1}"/>
-</file>
-
-<file path=customXml/itemProps4.xml><?xml version="1.0" encoding="utf-8"?>
 <ds:datastoreItem xmlns:ds="http://schemas.openxmlformats.org/officeDocument/2006/customXml" ds:itemID="{1145D752-ACC1-45E1-AB53-0C756F67FC7F}">
   <ds:schemaRefs>
     <ds:schemaRef ds:uri="http://schemas.microsoft.com/office/2006/metadata/properties"/>
@@ -18516,4 +18626,24 @@
     <ds:schemaRef ds:uri="a70d3c18-0869-45a1-9f75-4b4b8f0f32be"/>
   </ds:schemaRefs>
 </ds:datastoreItem>
+</file>
+
+<file path=customXml/itemProps2.xml><?xml version="1.0" encoding="utf-8"?>
+<ds:datastoreItem xmlns:ds="http://schemas.openxmlformats.org/officeDocument/2006/customXml" ds:itemID="{69754FCD-BFC4-4F62-A07B-1D10489BCA89}"/>
+</file>
+
+<file path=customXml/itemProps3.xml><?xml version="1.0" encoding="utf-8"?>
+<ds:datastoreItem xmlns:ds="http://schemas.openxmlformats.org/officeDocument/2006/customXml" ds:itemID="{81CBDEC1-3B00-44ED-AD36-0268077980BA}">
+  <ds:schemaRefs>
+    <ds:schemaRef ds:uri="http://schemas.microsoft.com/sharepoint/v3/contenttype/forms"/>
+  </ds:schemaRefs>
+</ds:datastoreItem>
+</file>
+
+<file path=customXml/itemProps4.xml><?xml version="1.0" encoding="utf-8"?>
+<ds:datastoreItem xmlns:ds="http://schemas.openxmlformats.org/officeDocument/2006/customXml" ds:itemID="{E8AB44A3-7C62-4BD2-82ED-8ABC209970FA}">
+  <ds:schemaRefs>
+    <ds:schemaRef ds:uri="http://schemas.openxmlformats.org/officeDocument/2006/bibliography"/>
+  </ds:schemaRefs>
+</ds:datastoreItem>
 </file>
--- a/fuentes/CFA1_21720033_DU.docx
+++ b/fuentes/CFA1_21720033_DU.docx
@@ -9140,7 +9140,19 @@
         <w:rPr>
           <w:lang w:val="es-419" w:eastAsia="es-CO"/>
         </w:rPr>
-        <w:t>Atención al cliente mediante chat automatizado y correo electrónico.</w:t>
+        <w:t xml:space="preserve">Atención al cliente mediante </w:t>
+      </w:r>
+      <w:r>
+        <w:rPr>
+          <w:rStyle w:val="Extranjerismo"/>
+        </w:rPr>
+        <w:t>chat</w:t>
+      </w:r>
+      <w:r>
+        <w:rPr>
+          <w:lang w:val="es-419" w:eastAsia="es-CO"/>
+        </w:rPr>
+        <w:t xml:space="preserve"> automatizado y correo electrónico.</w:t>
       </w:r>
     </w:p>
     <w:p>
@@ -9553,6 +9565,12 @@
           <w:lang w:val="es-419" w:eastAsia="es-CO"/>
         </w:rPr>
         <w:t>Aprovechar herramientas digitales de bajo costo para posicionar la marca en redes sociales</w:t>
+      </w:r>
+      <w:r>
+        <w:rPr>
+          <w:lang w:val="es-419" w:eastAsia="es-CO"/>
+        </w:rPr>
+        <w:t>.</w:t>
       </w:r>
     </w:p>
     <w:p>
@@ -10717,16 +10735,34 @@
       <w:proofErr w:type="spellStart"/>
       <w:r>
         <w:rPr>
-          <w:lang w:val="es-419" w:eastAsia="es-CO"/>
+          <w:rStyle w:val="Extranjerismo"/>
         </w:rPr>
         <w:t>TechHogar</w:t>
       </w:r>
       <w:proofErr w:type="spellEnd"/>
       <w:r>
         <w:rPr>
-          <w:lang w:val="es-419" w:eastAsia="es-CO"/>
-        </w:rPr>
-        <w:t xml:space="preserve"> Online y Smart Buy Express.</w:t>
+          <w:rStyle w:val="Extranjerismo"/>
+        </w:rPr>
+        <w:t xml:space="preserve"> Online</w:t>
+      </w:r>
+      <w:r>
+        <w:rPr>
+          <w:lang w:val="es-419" w:eastAsia="es-CO"/>
+        </w:rPr>
+        <w:t xml:space="preserve"> y </w:t>
+      </w:r>
+      <w:r>
+        <w:rPr>
+          <w:rStyle w:val="Extranjerismo"/>
+        </w:rPr>
+        <w:t>Smart Buy Express</w:t>
+      </w:r>
+      <w:r>
+        <w:rPr>
+          <w:lang w:val="es-419" w:eastAsia="es-CO"/>
+        </w:rPr>
+        <w:t>.</w:t>
       </w:r>
     </w:p>
     <w:p>
@@ -12285,7 +12321,7 @@
           <w:rPr>
             <w:rStyle w:val="Hipervnculo"/>
           </w:rPr>
-          <w:t>https://colombiatic.m2intic.gov.co/679/articles-197363_recurso_1.pdf</w:t>
+          <w:t>https://colombiatic.mintic.gov.co/679/articles-197363_recurso_1.pdf</w:t>
         </w:r>
       </w:hyperlink>
       <w:r>
@@ -13217,7 +13253,6 @@
         <w:docPartUnique/>
       </w:docPartObj>
     </w:sdtPr>
-    <w:sdtEndPr/>
     <w:sdtContent>
       <w:p>
         <w:pPr>
@@ -13245,7 +13280,6 @@
         <w:docPartUnique/>
       </w:docPartObj>
     </w:sdtPr>
-    <w:sdtEndPr/>
     <w:sdtContent>
       <w:p>
         <w:pPr>
@@ -18359,17 +18393,6 @@
 </file>
 
 <file path=customXml/item1.xml><?xml version="1.0" encoding="utf-8"?>
-<p:properties xmlns:p="http://schemas.microsoft.com/office/2006/metadata/properties" xmlns:xsi="http://www.w3.org/2001/XMLSchema-instance" xmlns:pc="http://schemas.microsoft.com/office/infopath/2007/PartnerControls">
-  <documentManagement>
-    <TaxCatchAll xmlns="13c90a0b-73bc-4dc0-be5f-28d77b615beb" xsi:nil="true"/>
-    <lcf76f155ced4ddcb4097134ff3c332f xmlns="13c93bba-48ce-428c-bfe5-88b42c19b028">
-      <Terms xmlns="http://schemas.microsoft.com/office/infopath/2007/PartnerControls"/>
-    </lcf76f155ced4ddcb4097134ff3c332f>
-  </documentManagement>
-</p:properties>
-</file>
-
-<file path=customXml/item2.xml><?xml version="1.0" encoding="utf-8"?>
 <ct:contentTypeSchema xmlns:ct="http://schemas.microsoft.com/office/2006/metadata/contentType" xmlns:ma="http://schemas.microsoft.com/office/2006/metadata/properties/metaAttributes" ct:_="" ma:_="" ma:contentTypeName="Documento" ma:contentTypeID="0x0101006A81D6BD42E8DF4C91013959704817E1" ma:contentTypeVersion="15" ma:contentTypeDescription="Crear nuevo documento." ma:contentTypeScope="" ma:versionID="bf4f72ffd194f0963ff564daca6869f7">
   <xsd:schema xmlns:xsd="http://www.w3.org/2001/XMLSchema" xmlns:xs="http://www.w3.org/2001/XMLSchema" xmlns:p="http://schemas.microsoft.com/office/2006/metadata/properties" xmlns:ns2="13c90a0b-73bc-4dc0-be5f-28d77b615beb" xmlns:ns3="13c93bba-48ce-428c-bfe5-88b42c19b028" targetNamespace="http://schemas.microsoft.com/office/2006/metadata/properties" ma:root="true" ma:fieldsID="8718d6f4873a5b1392a45044efa78385" ns2:_="" ns3:_="">
     <xsd:import namespace="13c90a0b-73bc-4dc0-be5f-28d77b615beb"/>
@@ -18604,7 +18627,22 @@
 </ct:contentTypeSchema>
 </file>
 
+<file path=customXml/item2.xml><?xml version="1.0" encoding="utf-8"?>
+<p:properties xmlns:p="http://schemas.microsoft.com/office/2006/metadata/properties" xmlns:xsi="http://www.w3.org/2001/XMLSchema-instance" xmlns:pc="http://schemas.microsoft.com/office/infopath/2007/PartnerControls">
+  <documentManagement>
+    <TaxCatchAll xmlns="13c90a0b-73bc-4dc0-be5f-28d77b615beb" xsi:nil="true"/>
+    <lcf76f155ced4ddcb4097134ff3c332f xmlns="13c93bba-48ce-428c-bfe5-88b42c19b028">
+      <Terms xmlns="http://schemas.microsoft.com/office/infopath/2007/PartnerControls"/>
+    </lcf76f155ced4ddcb4097134ff3c332f>
+  </documentManagement>
+</p:properties>
+</file>
+
 <file path=customXml/item3.xml><?xml version="1.0" encoding="utf-8"?>
+<b:Sources xmlns:b="http://schemas.openxmlformats.org/officeDocument/2006/bibliography" xmlns="http://schemas.openxmlformats.org/officeDocument/2006/bibliography" SelectedStyle="\APASixthEditionOfficeOnline.xsl" StyleName="APA" Version="6"/>
+</file>
+
+<file path=customXml/item4.xml><?xml version="1.0" encoding="utf-8"?>
 <?mso-contentType ?>
 <FormTemplates xmlns="http://schemas.microsoft.com/sharepoint/v3/contenttype/forms">
   <Display>DocumentLibraryForm</Display>
@@ -18613,11 +18651,11 @@
 </FormTemplates>
 </file>
 
-<file path=customXml/item4.xml><?xml version="1.0" encoding="utf-8"?>
-<b:Sources xmlns:b="http://schemas.openxmlformats.org/officeDocument/2006/bibliography" xmlns="http://schemas.openxmlformats.org/officeDocument/2006/bibliography" SelectedStyle="\APASixthEditionOfficeOnline.xsl" StyleName="APA" Version="6"/>
+<file path=customXml/itemProps1.xml><?xml version="1.0" encoding="utf-8"?>
+<ds:datastoreItem xmlns:ds="http://schemas.openxmlformats.org/officeDocument/2006/customXml" ds:itemID="{76FE9A3D-EAF0-4236-A8A2-40CF7524EB29}"/>
 </file>
 
-<file path=customXml/itemProps1.xml><?xml version="1.0" encoding="utf-8"?>
+<file path=customXml/itemProps2.xml><?xml version="1.0" encoding="utf-8"?>
 <ds:datastoreItem xmlns:ds="http://schemas.openxmlformats.org/officeDocument/2006/customXml" ds:itemID="{1145D752-ACC1-45E1-AB53-0C756F67FC7F}">
   <ds:schemaRefs>
     <ds:schemaRef ds:uri="http://schemas.microsoft.com/office/2006/metadata/properties"/>
@@ -18628,22 +18666,18 @@
 </ds:datastoreItem>
 </file>
 
-<file path=customXml/itemProps2.xml><?xml version="1.0" encoding="utf-8"?>
-<ds:datastoreItem xmlns:ds="http://schemas.openxmlformats.org/officeDocument/2006/customXml" ds:itemID="{69754FCD-BFC4-4F62-A07B-1D10489BCA89}"/>
+<file path=customXml/itemProps3.xml><?xml version="1.0" encoding="utf-8"?>
+<ds:datastoreItem xmlns:ds="http://schemas.openxmlformats.org/officeDocument/2006/customXml" ds:itemID="{E8AB44A3-7C62-4BD2-82ED-8ABC209970FA}">
+  <ds:schemaRefs>
+    <ds:schemaRef ds:uri="http://schemas.openxmlformats.org/officeDocument/2006/bibliography"/>
+  </ds:schemaRefs>
+</ds:datastoreItem>
 </file>
 
-<file path=customXml/itemProps3.xml><?xml version="1.0" encoding="utf-8"?>
+<file path=customXml/itemProps4.xml><?xml version="1.0" encoding="utf-8"?>
 <ds:datastoreItem xmlns:ds="http://schemas.openxmlformats.org/officeDocument/2006/customXml" ds:itemID="{81CBDEC1-3B00-44ED-AD36-0268077980BA}">
   <ds:schemaRefs>
     <ds:schemaRef ds:uri="http://schemas.microsoft.com/sharepoint/v3/contenttype/forms"/>
   </ds:schemaRefs>
 </ds:datastoreItem>
-</file>
-
-<file path=customXml/itemProps4.xml><?xml version="1.0" encoding="utf-8"?>
-<ds:datastoreItem xmlns:ds="http://schemas.openxmlformats.org/officeDocument/2006/customXml" ds:itemID="{E8AB44A3-7C62-4BD2-82ED-8ABC209970FA}">
-  <ds:schemaRefs>
-    <ds:schemaRef ds:uri="http://schemas.openxmlformats.org/officeDocument/2006/bibliography"/>
-  </ds:schemaRefs>
-</ds:datastoreItem>
 </file>
--- a/fuentes/CFA1_21720033_DU.docx
+++ b/fuentes/CFA1_21720033_DU.docx
@@ -2589,9 +2589,9 @@
           <w:noProof/>
         </w:rPr>
         <w:drawing>
-          <wp:inline distT="0" distB="0" distL="0" distR="0" wp14:anchorId="7360FA50" wp14:editId="0952D9BC">
-            <wp:extent cx="4411738" cy="2481603"/>
-            <wp:effectExtent l="0" t="0" r="8255" b="0"/>
+          <wp:inline distT="0" distB="0" distL="0" distR="0" wp14:anchorId="7360FA50" wp14:editId="5A434642">
+            <wp:extent cx="4368209" cy="2457118"/>
+            <wp:effectExtent l="0" t="0" r="0" b="635"/>
             <wp:docPr id="654656600" name="Imagen 5">
               <a:extLst xmlns:a="http://schemas.openxmlformats.org/drawingml/2006/main">
                 <a:ext uri="{C183D7F6-B498-43B3-948B-1728B52AA6E4}">
@@ -2632,7 +2632,7 @@
                   <pic:spPr bwMode="auto">
                     <a:xfrm>
                       <a:off x="0" y="0"/>
-                      <a:ext cx="4411738" cy="2481603"/>
+                      <a:ext cx="4372416" cy="2459484"/>
                     </a:xfrm>
                     <a:prstGeom prst="rect">
                       <a:avLst/>
@@ -2725,13 +2725,6 @@
           </w:tcPr>
           <w:p>
             <w:pPr>
-              <w:pStyle w:val="Video"/>
-              <w:numPr>
-                <w:ilvl w:val="0"/>
-                <w:numId w:val="0"/>
-              </w:numPr>
-              <w:ind w:left="306"/>
-              <w:jc w:val="left"/>
               <w:rPr>
                 <w:b/>
                 <w:lang w:val="es-419"/>
@@ -2742,32 +2735,28 @@
                 <w:b/>
                 <w:lang w:val="es-419"/>
               </w:rPr>
-              <w:t>Síntesis del video</w:t>
-            </w:r>
-            <w:r>
-              <w:rPr>
-                <w:bCs/>
+              <w:t>Transcripción</w:t>
+            </w:r>
+            <w:r>
+              <w:rPr>
                 <w:lang w:val="es-419"/>
               </w:rPr>
               <w:t xml:space="preserve">: </w:t>
             </w:r>
             <w:r>
               <w:rPr>
-                <w:bCs/>
                 <w:lang w:val="es-419"/>
               </w:rPr>
               <w:t xml:space="preserve">Comercio electrónico y </w:t>
             </w:r>
             <w:r>
               <w:rPr>
-                <w:bCs/>
                 <w:lang w:val="es-419"/>
               </w:rPr>
               <w:t>análisis</w:t>
             </w:r>
             <w:r>
               <w:rPr>
-                <w:bCs/>
                 <w:lang w:val="es-419"/>
               </w:rPr>
               <w:t xml:space="preserve"> organizacional</w:t>
@@ -9499,6 +9488,15 @@
     <w:p>
       <w:pPr>
         <w:pStyle w:val="Prrafodelista"/>
+        <w:ind w:left="1429" w:firstLine="0"/>
+        <w:rPr>
+          <w:lang w:val="es-419" w:eastAsia="es-CO"/>
+        </w:rPr>
+      </w:pPr>
+    </w:p>
+    <w:p>
+      <w:pPr>
+        <w:pStyle w:val="Prrafodelista"/>
         <w:numPr>
           <w:ilvl w:val="0"/>
           <w:numId w:val="18"/>
@@ -9601,6 +9599,7 @@
         <w:rPr>
           <w:lang w:val="es-419" w:eastAsia="es-CO"/>
         </w:rPr>
+        <w:lastRenderedPageBreak/>
         <w:t>Implementar sistemas básicos de analítica web para conocer mejor el comportamiento del cliente.</w:t>
       </w:r>
     </w:p>
@@ -9619,7 +9618,6 @@
         <w:rPr>
           <w:lang w:val="es-419" w:eastAsia="es-CO"/>
         </w:rPr>
-        <w:lastRenderedPageBreak/>
         <w:t xml:space="preserve">Diseñar campañas digitales segmentadas que optimicen el presupuesto de </w:t>
       </w:r>
       <w:r>
@@ -9737,94 +9735,11 @@
     <w:p>
       <w:pPr>
         <w:pStyle w:val="Prrafodelista"/>
-        <w:numPr>
-          <w:ilvl w:val="0"/>
-          <w:numId w:val="18"/>
-        </w:numPr>
-        <w:rPr>
-          <w:b/>
-          <w:bCs/>
-          <w:lang w:val="es-419" w:eastAsia="es-CO"/>
-        </w:rPr>
-      </w:pPr>
-      <w:r>
-        <w:rPr>
-          <w:b/>
-          <w:bCs/>
-          <w:lang w:val="es-419" w:eastAsia="es-CO"/>
-        </w:rPr>
-        <w:t>Análisis estratégico del DOFA</w:t>
-      </w:r>
-    </w:p>
-    <w:p>
-      <w:pPr>
-        <w:rPr>
-          <w:lang w:val="es-419" w:eastAsia="es-CO"/>
-        </w:rPr>
-      </w:pPr>
-      <w:r>
-        <w:rPr>
-          <w:lang w:val="es-419" w:eastAsia="es-CO"/>
-        </w:rPr>
-        <w:t xml:space="preserve">El análisis DOFA de </w:t>
-      </w:r>
-      <w:proofErr w:type="spellStart"/>
-      <w:r>
-        <w:rPr>
-          <w:lang w:val="es-419" w:eastAsia="es-CO"/>
-        </w:rPr>
-        <w:t>ClickNova</w:t>
-      </w:r>
-      <w:proofErr w:type="spellEnd"/>
-      <w:r>
-        <w:rPr>
-          <w:lang w:val="es-419" w:eastAsia="es-CO"/>
-        </w:rPr>
-        <w:t xml:space="preserve"> Digital S.A.S. evidencia que la empresa cuenta con una base tecnológica adecuada y una propuesta de valor alineada con las tendencias del mercado digital. Sin embargo, enfrenta retos relacionados con el posicionamiento de marca y la gestión interna de información. La formulación de estrategias permite orientar acciones concretas para fortalecer su competitividad, mejorar la experiencia del cliente y garantizar su sostenibilidad en el entorno del comercio electrónico.</w:t>
-      </w:r>
-    </w:p>
-    <w:p>
-      <w:pPr>
-        <w:pStyle w:val="Ttulo2"/>
-      </w:pPr>
-      <w:bookmarkStart w:id="18" w:name="_Toc226537676"/>
-      <w:r>
-        <w:t>Análisis del perfil competitivo MPC</w:t>
-      </w:r>
-      <w:bookmarkEnd w:id="18"/>
-    </w:p>
-    <w:p>
-      <w:pPr>
-        <w:rPr>
-          <w:lang w:val="es-419" w:eastAsia="es-CO"/>
-        </w:rPr>
-      </w:pPr>
-      <w:r>
-        <w:rPr>
-          <w:lang w:val="es-419" w:eastAsia="es-CO"/>
-        </w:rPr>
-        <w:t xml:space="preserve">El análisis del perfil competitivo (MPC) es una herramienta estratégica complementaria al DOFA que permite comparar a una organización con sus principales competidores, identificando fortalezas y debilidades relativas frente al mercado. A </w:t>
-      </w:r>
-      <w:r>
-        <w:rPr>
-          <w:lang w:val="es-419" w:eastAsia="es-CO"/>
-        </w:rPr>
-        <w:lastRenderedPageBreak/>
-        <w:t>diferencia del DOFA, el MPC se centra en la posición competitiva y en la evaluación objetiva de factores clave de éxito.</w:t>
-      </w:r>
-    </w:p>
-    <w:p>
-      <w:pPr>
-        <w:rPr>
-          <w:lang w:val="es-419" w:eastAsia="es-CO"/>
-        </w:rPr>
-      </w:pPr>
-      <w:r>
-        <w:rPr>
-          <w:lang w:val="es-419" w:eastAsia="es-CO"/>
-        </w:rPr>
-        <w:t>La matriz de perfil competitivo analiza variables críticas como calidad del producto, participación de mercado, innovación, posicionamiento de marca, tecnología, servicio al cliente y estrategia digital. A cada factor se le asigna un peso según su importancia y una calificación según el desempeño de la empresa frente a la competencia.</w:t>
-      </w:r>
+        <w:ind w:left="1429" w:firstLine="0"/>
+        <w:rPr>
+          <w:lang w:val="es-419" w:eastAsia="es-CO"/>
+        </w:rPr>
+      </w:pPr>
     </w:p>
     <w:p>
       <w:pPr>
@@ -9845,6 +9760,92 @@
           <w:bCs/>
           <w:lang w:val="es-419" w:eastAsia="es-CO"/>
         </w:rPr>
+        <w:t>Análisis estratégico del DOFA</w:t>
+      </w:r>
+    </w:p>
+    <w:p>
+      <w:pPr>
+        <w:rPr>
+          <w:lang w:val="es-419" w:eastAsia="es-CO"/>
+        </w:rPr>
+      </w:pPr>
+      <w:r>
+        <w:rPr>
+          <w:lang w:val="es-419" w:eastAsia="es-CO"/>
+        </w:rPr>
+        <w:t xml:space="preserve">El análisis DOFA de </w:t>
+      </w:r>
+      <w:proofErr w:type="spellStart"/>
+      <w:r>
+        <w:rPr>
+          <w:lang w:val="es-419" w:eastAsia="es-CO"/>
+        </w:rPr>
+        <w:t>ClickNova</w:t>
+      </w:r>
+      <w:proofErr w:type="spellEnd"/>
+      <w:r>
+        <w:rPr>
+          <w:lang w:val="es-419" w:eastAsia="es-CO"/>
+        </w:rPr>
+        <w:t xml:space="preserve"> Digital S.A.S. evidencia que la empresa cuenta con una base tecnológica adecuada y una propuesta de valor alineada con las tendencias del mercado digital. Sin embargo, enfrenta retos relacionados con el posicionamiento de marca y la gestión interna de información. La formulación de estrategias permite orientar acciones concretas para fortalecer su competitividad, mejorar la experiencia del cliente y garantizar su sostenibilidad en el entorno del comercio electrónico.</w:t>
+      </w:r>
+    </w:p>
+    <w:p>
+      <w:pPr>
+        <w:pStyle w:val="Ttulo2"/>
+      </w:pPr>
+      <w:bookmarkStart w:id="18" w:name="_Toc226537676"/>
+      <w:r>
+        <w:lastRenderedPageBreak/>
+        <w:t>Análisis del perfil competitivo MPC</w:t>
+      </w:r>
+      <w:bookmarkEnd w:id="18"/>
+    </w:p>
+    <w:p>
+      <w:pPr>
+        <w:rPr>
+          <w:lang w:val="es-419" w:eastAsia="es-CO"/>
+        </w:rPr>
+      </w:pPr>
+      <w:r>
+        <w:rPr>
+          <w:lang w:val="es-419" w:eastAsia="es-CO"/>
+        </w:rPr>
+        <w:t>El análisis del perfil competitivo (MPC) es una herramienta estratégica complementaria al DOFA que permite comparar a una organización con sus principales competidores, identificando fortalezas y debilidades relativas frente al mercado. A diferencia del DOFA, el MPC se centra en la posición competitiva y en la evaluación objetiva de factores clave de éxito.</w:t>
+      </w:r>
+    </w:p>
+    <w:p>
+      <w:pPr>
+        <w:rPr>
+          <w:lang w:val="es-419" w:eastAsia="es-CO"/>
+        </w:rPr>
+      </w:pPr>
+      <w:r>
+        <w:rPr>
+          <w:lang w:val="es-419" w:eastAsia="es-CO"/>
+        </w:rPr>
+        <w:t>La matriz de perfil competitivo analiza variables críticas como calidad del producto, participación de mercado, innovación, posicionamiento de marca, tecnología, servicio al cliente y estrategia digital. A cada factor se le asigna un peso según su importancia y una calificación según el desempeño de la empresa frente a la competencia.</w:t>
+      </w:r>
+    </w:p>
+    <w:p>
+      <w:pPr>
+        <w:pStyle w:val="Prrafodelista"/>
+        <w:numPr>
+          <w:ilvl w:val="0"/>
+          <w:numId w:val="18"/>
+        </w:numPr>
+        <w:rPr>
+          <w:b/>
+          <w:bCs/>
+          <w:lang w:val="es-419" w:eastAsia="es-CO"/>
+        </w:rPr>
+      </w:pPr>
+      <w:r>
+        <w:rPr>
+          <w:b/>
+          <w:bCs/>
+          <w:lang w:val="es-419" w:eastAsia="es-CO"/>
+        </w:rPr>
         <w:t>Componentes del análisis MPC</w:t>
       </w:r>
     </w:p>
@@ -9964,15 +9965,6 @@
         </w:rPr>
         <w:t>La tabla muestra un ejemplo de aplicación del perfil competitivo (MPC) para comparar el desempeño de una empresa frente a sus principales competidores.</w:t>
       </w:r>
-    </w:p>
-    <w:p>
-      <w:pPr>
-        <w:spacing w:before="0" w:after="160" w:line="259" w:lineRule="auto"/>
-        <w:ind w:firstLine="0"/>
-        <w:rPr>
-          <w:lang w:val="es-419" w:eastAsia="es-CO"/>
-        </w:rPr>
-      </w:pPr>
       <w:r>
         <w:rPr>
           <w:lang w:val="es-419" w:eastAsia="es-CO"/>
@@ -10794,15 +10786,6 @@
         </w:rPr>
         <w:t>Los factores seleccionados responden a las características clave del comercio electrónico, tales como experiencia del usuario, tecnología, posicionamiento digital y eficiencia operativa.</w:t>
       </w:r>
-    </w:p>
-    <w:p>
-      <w:pPr>
-        <w:spacing w:before="0" w:after="160" w:line="259" w:lineRule="auto"/>
-        <w:ind w:firstLine="0"/>
-        <w:rPr>
-          <w:lang w:val="es-419" w:eastAsia="es-CO"/>
-        </w:rPr>
-      </w:pPr>
       <w:r>
         <w:rPr>
           <w:lang w:val="es-419" w:eastAsia="es-CO"/>
@@ -11824,8 +11807,8 @@
           <w:lang w:val="es-419" w:eastAsia="es-CO"/>
         </w:rPr>
         <w:drawing>
-          <wp:inline distT="0" distB="0" distL="0" distR="0" wp14:anchorId="288A7C9E" wp14:editId="1E9C3F70">
-            <wp:extent cx="6085316" cy="3057525"/>
+          <wp:inline distT="0" distB="0" distL="0" distR="0" wp14:anchorId="288A7C9E" wp14:editId="6160DCBE">
+            <wp:extent cx="5773479" cy="2900844"/>
             <wp:effectExtent l="0" t="0" r="0" b="0"/>
             <wp:docPr id="85677542" name="Imagen 5" descr="El componente formativo Comercio electrónico y análisis organizacional permite al aprendiz comprender los fundamentos del internet, el comercio electrónico y los negocios electrónicos, así como su evolución y aplicación en los entornos digitales. A lo largo del proceso formativo, se analizan los productos, servicios y procesos desde la segmentación del mercado, integrando la planeación estratégica mediante la definición de misión, visión, objetivos, políticas de calidad y responsabilidad social. Además, se desarrollan habilidades para el análisis del mercado digital a través de herramientas como la matriz DOFA y el perfil competitivo (MPC), orientando la toma de decisiones estratégicas y el fortalecimiento de la competitividad organizacional."/>
             <wp:cNvGraphicFramePr>
@@ -11856,7 +11839,7 @@
                   <pic:spPr bwMode="auto">
                     <a:xfrm>
                       <a:off x="0" y="0"/>
-                      <a:ext cx="6089142" cy="3059447"/>
+                      <a:ext cx="5785256" cy="2906761"/>
                     </a:xfrm>
                     <a:prstGeom prst="rect">
                       <a:avLst/>
@@ -13253,6 +13236,7 @@
         <w:docPartUnique/>
       </w:docPartObj>
     </w:sdtPr>
+    <w:sdtEndPr/>
     <w:sdtContent>
       <w:p>
         <w:pPr>
@@ -13280,6 +13264,7 @@
         <w:docPartUnique/>
       </w:docPartObj>
     </w:sdtPr>
+    <w:sdtEndPr/>
     <w:sdtContent>
       <w:p>
         <w:pPr>
@@ -17232,7 +17217,6 @@
   <w:style w:type="character" w:default="1" w:styleId="Fuentedeprrafopredeter">
     <w:name w:val="Default Paragraph Font"/>
     <w:uiPriority w:val="1"/>
-    <w:semiHidden/>
     <w:unhideWhenUsed/>
   </w:style>
   <w:style w:type="table" w:default="1" w:styleId="Tablanormal">
@@ -18652,7 +18636,7 @@
 </file>
 
 <file path=customXml/itemProps1.xml><?xml version="1.0" encoding="utf-8"?>
-<ds:datastoreItem xmlns:ds="http://schemas.openxmlformats.org/officeDocument/2006/customXml" ds:itemID="{76FE9A3D-EAF0-4236-A8A2-40CF7524EB29}"/>
+<ds:datastoreItem xmlns:ds="http://schemas.openxmlformats.org/officeDocument/2006/customXml" ds:itemID="{9190DFDD-4981-417D-829A-6F44A63B4C0D}"/>
 </file>
 
 <file path=customXml/itemProps2.xml><?xml version="1.0" encoding="utf-8"?>
